--- a/o_lab_5/o_lab_5_o.docx
+++ b/o_lab_5/o_lab_5_o.docx
@@ -358,41 +358,26 @@
           <w:sz w:val="36"/>
           <w:lang w:val="ru-RU" w:bidi="hi-IN"/>
         </w:rPr>
-        <w:t xml:space="preserve">Лабораторная работа № </w:t>
-      </w:r>
+        <w:t>Лабораторная работа № 5</w:t>
+        <w:br/>
+        <w:t>по предмету основы профессиональной деятельности</w:t>
+      </w:r>
+    </w:p>
+    <w:p>
+      <w:pPr>
+        <w:pStyle w:val="Normal"/>
+        <w:bidi w:val="0"/>
+        <w:jc w:val="center"/>
+        <w:rPr>
+          <w:lang w:val="ru-RU" w:bidi="hi-IN"/>
+        </w:rPr>
+      </w:pPr>
       <w:r>
         <w:rPr>
           <w:rFonts w:ascii="Times New Roman" w:hAnsi="Times New Roman"/>
           <w:sz w:val="36"/>
           <w:lang w:val="ru-RU" w:bidi="hi-IN"/>
         </w:rPr>
-        <w:t>5</w:t>
-      </w:r>
-      <w:r>
-        <w:rPr>
-          <w:rFonts w:ascii="Times New Roman" w:hAnsi="Times New Roman"/>
-          <w:sz w:val="36"/>
-          <w:lang w:val="ru-RU" w:bidi="hi-IN"/>
-        </w:rPr>
-        <w:br/>
-        <w:t>по предмету основы профессиональной деятельности</w:t>
-      </w:r>
-    </w:p>
-    <w:p>
-      <w:pPr>
-        <w:pStyle w:val="Normal"/>
-        <w:bidi w:val="0"/>
-        <w:jc w:val="center"/>
-        <w:rPr>
-          <w:lang w:val="ru-RU" w:bidi="hi-IN"/>
-        </w:rPr>
-      </w:pPr>
-      <w:r>
-        <w:rPr>
-          <w:rFonts w:ascii="Times New Roman" w:hAnsi="Times New Roman"/>
-          <w:sz w:val="36"/>
-          <w:lang w:val="ru-RU" w:bidi="hi-IN"/>
-        </w:rPr>
         <w:t>«Выполнение комплексных программ»</w:t>
       </w:r>
     </w:p>
@@ -419,15 +404,7 @@
           <w:sz w:val="32"/>
           <w:lang w:val="ru-RU" w:bidi="hi-IN"/>
         </w:rPr>
-        <w:t>1</w:t>
-      </w:r>
-      <w:r>
-        <w:rPr>
-          <w:rFonts w:ascii="Times New Roman" w:hAnsi="Times New Roman"/>
-          <w:sz w:val="32"/>
-          <w:lang w:val="ru-RU" w:bidi="hi-IN"/>
-        </w:rPr>
-        <w:t>041</w:t>
+        <w:t>1041</w:t>
       </w:r>
     </w:p>
     <w:p>
@@ -850,15 +827,7 @@
           <w:sz w:val="28"/>
           <w:lang w:val="ru-RU" w:bidi="hi-IN"/>
         </w:rPr>
-        <w:t>202</w:t>
-      </w:r>
-      <w:r>
-        <w:rPr>
-          <w:rFonts w:ascii="Times New Roman" w:hAnsi="Times New Roman"/>
-          <w:sz w:val="28"/>
-          <w:lang w:val="ru-RU" w:bidi="hi-IN"/>
-        </w:rPr>
-        <w:t>6</w:t>
+        <w:t>2026</w:t>
         <w:br/>
       </w:r>
     </w:p>
@@ -873,19 +842,13 @@
         <w:p>
           <w:pPr>
             <w:pStyle w:val="TOCHeading"/>
-            <w:bidi w:val="0"/>
-            <w:jc w:val="left"/>
-            <w:rPr>
-              <w:lang w:val="ru-RU"/>
-            </w:rPr>
+            <w:rPr/>
           </w:pPr>
           <w:r>
             <w:br w:type="page"/>
           </w:r>
           <w:r>
-            <w:rPr>
-              <w:lang w:val="ru-RU"/>
-            </w:rPr>
+            <w:rPr/>
             <w:t>Table of Contents</w:t>
           </w:r>
         </w:p>
@@ -896,8 +859,6 @@
               <w:tab w:val="clear" w:pos="709"/>
               <w:tab w:val="right" w:pos="9637" w:leader="dot"/>
             </w:tabs>
-            <w:bidi w:val="0"/>
-            <w:jc w:val="left"/>
             <w:rPr/>
           </w:pPr>
           <w:r>
@@ -906,14 +867,12 @@
           <w:r>
             <w:rPr>
               <w:rStyle w:val="IndexLink"/>
-              <w:lang w:val="ru-RU"/>
             </w:rPr>
             <w:instrText xml:space="preserve"> TOC \f \o "1-9" \h</w:instrText>
           </w:r>
           <w:r>
             <w:rPr>
               <w:rStyle w:val="IndexLink"/>
-              <w:lang w:val="ru-RU"/>
             </w:rPr>
             <w:fldChar w:fldCharType="separate"/>
           </w:r>
@@ -921,17 +880,135 @@
             <w:r>
               <w:rPr>
                 <w:rStyle w:val="IndexLink"/>
-                <w:lang w:val="ru-RU"/>
               </w:rPr>
               <w:t>Задание</w:t>
               <w:tab/>
               <w:t>3</w:t>
             </w:r>
           </w:hyperlink>
+        </w:p>
+        <w:p>
+          <w:pPr>
+            <w:pStyle w:val="TOC1"/>
+            <w:tabs>
+              <w:tab w:val="clear" w:pos="709"/>
+              <w:tab w:val="right" w:pos="9637" w:leader="dot"/>
+            </w:tabs>
+            <w:rPr/>
+          </w:pPr>
+          <w:hyperlink w:anchor="__RefHeading___Toc1012_554479802" w:tooltip="Описание программы">
+            <w:r>
+              <w:rPr>
+                <w:rStyle w:val="IndexLink"/>
+              </w:rPr>
+              <w:t>Описание программы</w:t>
+              <w:tab/>
+              <w:t>4</w:t>
+            </w:r>
+          </w:hyperlink>
+        </w:p>
+        <w:p>
+          <w:pPr>
+            <w:pStyle w:val="TOC2"/>
+            <w:tabs>
+              <w:tab w:val="clear" w:pos="709"/>
+              <w:tab w:val="right" w:pos="9637" w:leader="dot"/>
+            </w:tabs>
+            <w:rPr/>
+          </w:pPr>
+          <w:hyperlink w:anchor="__RefHeading___Toc1014_554479802" w:tooltip="Передаваемое сообщение">
+            <w:r>
+              <w:rPr>
+                <w:rStyle w:val="IndexLink"/>
+              </w:rPr>
+              <w:t>Передаваемое сообщение</w:t>
+              <w:tab/>
+              <w:t>4</w:t>
+            </w:r>
+          </w:hyperlink>
+        </w:p>
+        <w:p>
+          <w:pPr>
+            <w:pStyle w:val="TOC2"/>
+            <w:tabs>
+              <w:tab w:val="clear" w:pos="709"/>
+              <w:tab w:val="right" w:pos="9637" w:leader="dot"/>
+            </w:tabs>
+            <w:rPr/>
+          </w:pPr>
+          <w:hyperlink w:anchor="__RefHeading___Toc1016_554479802" w:tooltip="Код программы на ассемблере">
+            <w:r>
+              <w:rPr>
+                <w:rStyle w:val="IndexLink"/>
+              </w:rPr>
+              <w:t>Код программы на ассемблере</w:t>
+              <w:tab/>
+              <w:t>4</w:t>
+            </w:r>
+          </w:hyperlink>
+        </w:p>
+        <w:p>
+          <w:pPr>
+            <w:pStyle w:val="TOC2"/>
+            <w:tabs>
+              <w:tab w:val="clear" w:pos="709"/>
+              <w:tab w:val="right" w:pos="9637" w:leader="dot"/>
+            </w:tabs>
+            <w:rPr/>
+          </w:pPr>
+          <w:hyperlink w:anchor="__RefHeading___Toc1018_554479802" w:tooltip="Область представления">
+            <w:r>
+              <w:rPr>
+                <w:rStyle w:val="IndexLink"/>
+              </w:rPr>
+              <w:t>Область представления</w:t>
+              <w:tab/>
+              <w:t>5</w:t>
+            </w:r>
+          </w:hyperlink>
+        </w:p>
+        <w:p>
+          <w:pPr>
+            <w:pStyle w:val="TOC2"/>
+            <w:tabs>
+              <w:tab w:val="clear" w:pos="709"/>
+              <w:tab w:val="right" w:pos="9637" w:leader="dot"/>
+            </w:tabs>
+            <w:rPr/>
+          </w:pPr>
+          <w:hyperlink w:anchor="__RefHeading___Toc1020_554479802" w:tooltip="Область допустимых значений">
+            <w:r>
+              <w:rPr>
+                <w:rStyle w:val="IndexLink"/>
+              </w:rPr>
+              <w:t>Область допустимых значений</w:t>
+              <w:tab/>
+              <w:t>5</w:t>
+            </w:r>
+          </w:hyperlink>
+        </w:p>
+        <w:p>
+          <w:pPr>
+            <w:pStyle w:val="TOC1"/>
+            <w:tabs>
+              <w:tab w:val="clear" w:pos="709"/>
+              <w:tab w:val="right" w:pos="9637" w:leader="dot"/>
+            </w:tabs>
+            <w:rPr/>
+          </w:pPr>
+          <w:hyperlink w:anchor="__RefHeading___Toc1022_554479802" w:tooltip="Трассировка для первых двух символов">
+            <w:r>
+              <w:rPr>
+                <w:rStyle w:val="IndexLink"/>
+              </w:rPr>
+              <w:t>Трассировка для первых двух символов</w:t>
+              <w:tab/>
+              <w:t>6</w:t>
+            </w:r>
+          </w:hyperlink>
           <w:r>
             <w:rPr>
               <w:rStyle w:val="IndexLink"/>
-              <w:lang w:val="ru-RU"/>
             </w:rPr>
             <w:fldChar w:fldCharType="end"/>
           </w:r>
@@ -949,8 +1026,6 @@
       </w:pPr>
       <w:r>
         <w:rPr>
-          <w:rFonts w:ascii="Times New Roman" w:hAnsi="Times New Roman"/>
-          <w:sz w:val="28"/>
           <w:lang w:val="ru-RU" w:bidi="hi-IN"/>
         </w:rPr>
       </w:r>
@@ -962,6 +1037,7 @@
       <w:pPr>
         <w:pStyle w:val="Heading1"/>
         <w:bidi w:val="0"/>
+        <w:spacing w:before="0" w:after="0"/>
         <w:jc w:val="left"/>
         <w:rPr>
           <w:lang w:val="ru-RU"/>
@@ -1016,7 +1092,7 @@
                   </pic:nvPicPr>
                   <pic:blipFill>
                     <a:blip r:embed="rId3"/>
-                    <a:srcRect l="0" t="2117" r="1021" b="7394"/>
+                    <a:srcRect l="0" t="2116" r="1021" b="7393"/>
                     <a:stretch>
                       <a:fillRect/>
                     </a:stretch>
@@ -1090,11 +1166,14 @@
       <w:pPr>
         <w:pStyle w:val="Heading1"/>
         <w:bidi w:val="0"/>
+        <w:spacing w:before="0" w:after="0"/>
         <w:jc w:val="left"/>
         <w:rPr>
           <w:lang w:val="ru-RU"/>
         </w:rPr>
       </w:pPr>
+      <w:bookmarkStart w:id="1" w:name="__RefHeading___Toc1012_554479802"/>
+      <w:bookmarkEnd w:id="1"/>
       <w:r>
         <w:rPr>
           <w:lang w:val="ru-RU"/>
@@ -1115,31 +1194,7 @@
         <w:rPr>
           <w:lang w:val="ru-RU"/>
         </w:rPr>
-        <w:t>Программа осуществляет посимвольный ассинхронный ввод данных  с ВУ-3, посимвольно записывает их в память. Программа будет получать символы до тех пор, пока на ВУ-3 не будет введен стоп си</w:t>
-      </w:r>
-      <w:r>
-        <w:rPr>
-          <w:lang w:val="ru-RU"/>
-        </w:rPr>
-        <w:t>м</w:t>
-      </w:r>
-      <w:r>
-        <w:rPr>
-          <w:lang w:val="ru-RU"/>
-        </w:rPr>
-        <w:t xml:space="preserve">вол </w:t>
-      </w:r>
-      <w:r>
-        <w:rPr>
-          <w:lang w:val="ru-RU"/>
-        </w:rPr>
-        <w:t xml:space="preserve">0x0A </w:t>
-      </w:r>
-      <w:r>
-        <w:rPr>
-          <w:lang w:val="ru-RU"/>
-        </w:rPr>
-        <w:t>с кодировкой, который она запишет в память и прекратит свое выполнение.</w:t>
+        <w:t>Программа осуществляет посимвольный ассинхронный ввод данных  с ВУ-3, посимвольно записывает их в память. Программа будет получать символы до тех пор, пока на ВУ-3 не будет введен стоп символ 0x0A с кодировкой, который она запишет в память и прекратит свое выполнение.</w:t>
       </w:r>
     </w:p>
     <w:p>
@@ -1160,6 +1215,10 @@
     <w:p>
       <w:pPr>
         <w:pStyle w:val="Heading2"/>
+        <w:numPr>
+          <w:ilvl w:val="1"/>
+          <w:numId w:val="1"/>
+        </w:numPr>
         <w:bidi w:val="0"/>
         <w:ind w:hanging="0" w:left="0"/>
         <w:jc w:val="left"/>
@@ -1167,6 +1226,8 @@
           <w:lang w:val="ru-RU"/>
         </w:rPr>
       </w:pPr>
+      <w:bookmarkStart w:id="2" w:name="__RefHeading___Toc1014_554479802"/>
+      <w:bookmarkEnd w:id="2"/>
       <w:r>
         <w:rPr>
           <w:lang w:val="ru-RU"/>
@@ -1187,13 +1248,7 @@
         <w:rPr>
           <w:lang w:val="ru-RU"/>
         </w:rPr>
-        <w:t xml:space="preserve">В кодировке </w:t>
-      </w:r>
-      <w:r>
-        <w:rPr>
-          <w:lang w:val="ru-RU"/>
-        </w:rPr>
-        <w:t>ISO-8859-5: 1101 0110 1101 0000 1101 1011 1110 1110 1101 0111 1101 1000</w:t>
+        <w:t>В кодировке ISO-8859-5: 1101 0110 1101 0000 1101 1011 1110 1110 1101 0111 1101 1000</w:t>
       </w:r>
     </w:p>
     <w:p>
@@ -1213,11 +1268,6 @@
         <w:tab/>
         <w:tab/>
         <w:tab/>
-      </w:r>
-      <w:r>
-        <w:rPr>
-          <w:lang w:val="ru-RU"/>
-        </w:rPr>
         <w:t>D     6       D      0       D     B        E      E     D      7        D      8</w:t>
       </w:r>
     </w:p>
@@ -1253,13 +1303,7 @@
         <w:tab/>
         <w:tab/>
         <w:tab/>
-        <w:t xml:space="preserve">  </w:t>
-      </w:r>
-      <w:r>
-        <w:rPr>
-          <w:lang w:val="ru-RU"/>
-        </w:rPr>
-        <w:t>D</w:t>
+        <w:t xml:space="preserve">  D</w:t>
         <w:tab/>
         <w:t>0</w:t>
         <w:tab/>
@@ -1336,13 +1380,7 @@
         <w:tab/>
         <w:tab/>
         <w:tab/>
-        <w:t xml:space="preserve">    </w:t>
-      </w:r>
-      <w:r>
-        <w:rPr>
-          <w:lang w:val="ru-RU"/>
-        </w:rPr>
-        <w:t>0        4        3      6     0          4       3     0        0       4        3      B    0</w:t>
+        <w:t xml:space="preserve">    0        4        3      6     0          4       3     0        0       4        3      B    0</w:t>
       </w:r>
     </w:p>
     <w:p>
@@ -1386,6 +1424,10 @@
     <w:p>
       <w:pPr>
         <w:pStyle w:val="Heading2"/>
+        <w:numPr>
+          <w:ilvl w:val="1"/>
+          <w:numId w:val="1"/>
+        </w:numPr>
         <w:bidi w:val="0"/>
         <w:ind w:hanging="0" w:left="0"/>
         <w:jc w:val="left"/>
@@ -1393,6 +1435,8 @@
           <w:lang w:val="ru-RU"/>
         </w:rPr>
       </w:pPr>
+      <w:bookmarkStart w:id="3" w:name="__RefHeading___Toc1016_554479802"/>
+      <w:bookmarkEnd w:id="3"/>
       <w:r>
         <w:rPr>
           <w:lang w:val="ru-RU"/>
@@ -1962,11 +2006,17 @@
     <w:p>
       <w:pPr>
         <w:pStyle w:val="Heading2"/>
+        <w:numPr>
+          <w:ilvl w:val="1"/>
+          <w:numId w:val="1"/>
+        </w:numPr>
         <w:bidi w:val="0"/>
         <w:ind w:hanging="0" w:left="0"/>
         <w:jc w:val="left"/>
         <w:rPr/>
       </w:pPr>
+      <w:bookmarkStart w:id="4" w:name="__RefHeading___Toc1018_554479802"/>
+      <w:bookmarkEnd w:id="4"/>
       <w:r>
         <w:rPr/>
         <w:t>Область представления</w:t>
@@ -2112,7 +2162,11 @@
           <w:szCs w:val="24"/>
           <w:lang w:val="ru-RU"/>
         </w:rPr>
-        <w:t>593</w:t>
+        <w:t xml:space="preserve">593 - ? – 16-разрядные ячейки, хранящие в себе по два символа в кодировке </w:t>
+      </w:r>
+      <w:r>
+        <w:rPr/>
+        <w:t>ISO-8859-5</w:t>
       </w:r>
       <w:r>
         <w:rPr>
@@ -2122,31 +2176,23 @@
           <w:szCs w:val="24"/>
           <w:lang w:val="ru-RU"/>
         </w:rPr>
-        <w:t xml:space="preserve"> - ? – 16-разрядные ячейки, хранящие в себе по два символа в кодировке </w:t>
-      </w:r>
-      <w:r>
-        <w:rPr/>
-        <w:t>ISO-8859-5</w:t>
-      </w:r>
-      <w:r>
-        <w:rPr>
-          <w:rFonts w:eastAsia="Times New Roman" w:cs="Times New Roman" w:ascii="Times New Roman" w:hAnsi="Times New Roman"/>
-          <w:bCs/>
-          <w:sz w:val="24"/>
-          <w:szCs w:val="24"/>
-          <w:lang w:val="ru-RU"/>
-        </w:rPr>
         <w:t>.</w:t>
       </w:r>
     </w:p>
     <w:p>
       <w:pPr>
         <w:pStyle w:val="Heading2"/>
+        <w:numPr>
+          <w:ilvl w:val="1"/>
+          <w:numId w:val="1"/>
+        </w:numPr>
         <w:bidi w:val="0"/>
         <w:ind w:hanging="0" w:left="0"/>
         <w:jc w:val="left"/>
         <w:rPr/>
       </w:pPr>
+      <w:bookmarkStart w:id="5" w:name="__RefHeading___Toc1020_554479802"/>
+      <w:bookmarkEnd w:id="5"/>
       <w:r>
         <w:rPr/>
         <w:t>Область допустимых значений</w:t>
@@ -2161,6 +2207,7 @@
         </w:numPr>
         <w:bidi w:val="0"/>
         <w:spacing w:before="0" w:after="0"/>
+        <w:ind w:hanging="360" w:left="720" w:right="0"/>
         <w:contextualSpacing/>
         <w:jc w:val="left"/>
         <w:rPr>
@@ -2201,23 +2248,7 @@
           <w:sz w:val="24"/>
           <w:szCs w:val="12"/>
         </w:rPr>
-        <w:t>[</w:t>
-      </w:r>
-      <w:r>
-        <w:rPr>
-          <w:bCs/>
-          <w:sz w:val="24"/>
-          <w:szCs w:val="12"/>
-        </w:rPr>
-        <w:t>1427</w:t>
-      </w:r>
-      <w:r>
-        <w:rPr>
-          <w:bCs/>
-          <w:sz w:val="24"/>
-          <w:szCs w:val="12"/>
-        </w:rPr>
-        <w:t>;2047]</w:t>
+        <w:t>[1427;2047]</w:t>
       </w:r>
     </w:p>
     <w:p>
@@ -2229,6 +2260,7 @@
         </w:numPr>
         <w:bidi w:val="0"/>
         <w:spacing w:before="0" w:after="0"/>
+        <w:ind w:hanging="360" w:left="720" w:right="0"/>
         <w:contextualSpacing/>
         <w:jc w:val="left"/>
         <w:rPr>
@@ -2318,67 +2350,7 @@
         <w:rPr>
           <w:szCs w:val="12"/>
         </w:rPr>
-        <w:t xml:space="preserve">Адрес первого элемента массива равен </w:t>
-      </w:r>
-      <w:r>
-        <w:rPr>
-          <w:szCs w:val="12"/>
-        </w:rPr>
-        <w:t>593</w:t>
-      </w:r>
-      <w:r>
-        <w:rPr>
-          <w:szCs w:val="12"/>
-        </w:rPr>
-        <w:t xml:space="preserve"> по условию. Т.к. 2047 – </w:t>
-      </w:r>
-      <w:r>
-        <w:rPr>
-          <w:szCs w:val="12"/>
-        </w:rPr>
-        <w:t>1427</w:t>
-      </w:r>
-      <w:r>
-        <w:rPr>
-          <w:szCs w:val="12"/>
-        </w:rPr>
-        <w:t xml:space="preserve"> = </w:t>
-      </w:r>
-      <w:r>
-        <w:rPr>
-          <w:szCs w:val="12"/>
-        </w:rPr>
-        <w:t>623</w:t>
-      </w:r>
-      <w:r>
-        <w:rPr>
-          <w:szCs w:val="12"/>
-        </w:rPr>
-        <w:t xml:space="preserve"> – кол-во ячеек, которые могут использоваться для записи результата =&gt; </w:t>
-      </w:r>
-      <w:r>
-        <w:rPr>
-          <w:szCs w:val="12"/>
-        </w:rPr>
-        <w:t>623</w:t>
-      </w:r>
-      <w:r>
-        <w:rPr>
-          <w:szCs w:val="12"/>
-        </w:rPr>
-        <w:t xml:space="preserve">*2 = </w:t>
-      </w:r>
-      <w:r>
-        <w:rPr>
-          <w:szCs w:val="12"/>
-        </w:rPr>
-        <w:t>1246</w:t>
-      </w:r>
-      <w:r>
-        <w:rPr>
-          <w:szCs w:val="12"/>
-        </w:rPr>
-        <w:t xml:space="preserve"> – максимально возможное кол-во введенных символов (т.к. в данной кодировке символ занимает 1 байт), включая обязательный стоп-символ =&gt; Кол-во введенных символов </w:t>
+        <w:t xml:space="preserve">Адрес первого элемента массива равен 593 по условию. Т.к. 2047 – 1427 = 623 – кол-во ячеек, которые могут использоваться для записи результата =&gt; 623*2 = 1246 – максимально возможное кол-во введенных символов (т.к. в данной кодировке символ занимает 1 байт), включая обязательный стоп-символ =&gt; Кол-во введенных символов </w:t>
       </w:r>
       <w:r>
         <w:rPr>
@@ -2391,19 +2363,7 @@
         <w:rPr>
           <w:szCs w:val="12"/>
         </w:rPr>
-        <w:t>[1;</w:t>
-      </w:r>
-      <w:r>
-        <w:rPr>
-          <w:szCs w:val="12"/>
-        </w:rPr>
-        <w:t>1246</w:t>
-      </w:r>
-      <w:r>
-        <w:rPr>
-          <w:szCs w:val="12"/>
-        </w:rPr>
-        <w:t>].</w:t>
+        <w:t>[1;1246].</w:t>
       </w:r>
       <w:r>
         <w:br w:type="page"/>
@@ -2413,9 +2373,12 @@
       <w:pPr>
         <w:pStyle w:val="Heading1"/>
         <w:bidi w:val="0"/>
+        <w:spacing w:before="0" w:after="0"/>
         <w:jc w:val="left"/>
         <w:rPr/>
       </w:pPr>
+      <w:bookmarkStart w:id="6" w:name="__RefHeading___Toc1022_554479802"/>
+      <w:bookmarkEnd w:id="6"/>
       <w:r>
         <w:rPr/>
         <w:t>Трассировка для первых двух символов</w:t>
@@ -2446,24 +2409,24 @@
         </w:tblCellMar>
       </w:tblPr>
       <w:tblGrid>
-        <w:gridCol w:w="805"/>
-        <w:gridCol w:w="811"/>
-        <w:gridCol w:w="790"/>
-        <w:gridCol w:w="811"/>
+        <w:gridCol w:w="804"/>
+        <w:gridCol w:w="812"/>
+        <w:gridCol w:w="789"/>
+        <w:gridCol w:w="812"/>
         <w:gridCol w:w="790"/>
         <w:gridCol w:w="808"/>
         <w:gridCol w:w="775"/>
-        <w:gridCol w:w="808"/>
-        <w:gridCol w:w="808"/>
-        <w:gridCol w:w="815"/>
-        <w:gridCol w:w="790"/>
+        <w:gridCol w:w="807"/>
+        <w:gridCol w:w="809"/>
+        <w:gridCol w:w="814"/>
+        <w:gridCol w:w="791"/>
         <w:gridCol w:w="827"/>
       </w:tblGrid>
       <w:tr>
         <w:trPr/>
         <w:tc>
           <w:tcPr>
-            <w:tcW w:w="805" w:type="dxa"/>
+            <w:tcW w:w="804" w:type="dxa"/>
             <w:tcBorders/>
             <w:vAlign w:val="center"/>
           </w:tcPr>
@@ -2483,7 +2446,7 @@
         </w:tc>
         <w:tc>
           <w:tcPr>
-            <w:tcW w:w="811" w:type="dxa"/>
+            <w:tcW w:w="812" w:type="dxa"/>
             <w:tcBorders/>
             <w:vAlign w:val="center"/>
           </w:tcPr>
@@ -2503,6 +2466,46 @@
         </w:tc>
         <w:tc>
           <w:tcPr>
+            <w:tcW w:w="789" w:type="dxa"/>
+            <w:tcBorders/>
+            <w:vAlign w:val="center"/>
+          </w:tcPr>
+          <w:p>
+            <w:pPr>
+              <w:pStyle w:val="TableContents"/>
+              <w:bidi w:val="0"/>
+              <w:ind w:hanging="0" w:left="0" w:right="0"/>
+              <w:jc w:val="center"/>
+              <w:rPr/>
+            </w:pPr>
+            <w:r>
+              <w:rPr/>
+              <w:t>IP</w:t>
+            </w:r>
+          </w:p>
+        </w:tc>
+        <w:tc>
+          <w:tcPr>
+            <w:tcW w:w="812" w:type="dxa"/>
+            <w:tcBorders/>
+            <w:vAlign w:val="center"/>
+          </w:tcPr>
+          <w:p>
+            <w:pPr>
+              <w:pStyle w:val="TableContents"/>
+              <w:bidi w:val="0"/>
+              <w:ind w:hanging="0" w:left="0" w:right="0"/>
+              <w:jc w:val="center"/>
+              <w:rPr/>
+            </w:pPr>
+            <w:r>
+              <w:rPr/>
+              <w:t>CR</w:t>
+            </w:r>
+          </w:p>
+        </w:tc>
+        <w:tc>
+          <w:tcPr>
             <w:tcW w:w="790" w:type="dxa"/>
             <w:tcBorders/>
             <w:vAlign w:val="center"/>
@@ -2517,46 +2520,6 @@
             </w:pPr>
             <w:r>
               <w:rPr/>
-              <w:t>IP</w:t>
-            </w:r>
-          </w:p>
-        </w:tc>
-        <w:tc>
-          <w:tcPr>
-            <w:tcW w:w="811" w:type="dxa"/>
-            <w:tcBorders/>
-            <w:vAlign w:val="center"/>
-          </w:tcPr>
-          <w:p>
-            <w:pPr>
-              <w:pStyle w:val="TableContents"/>
-              <w:bidi w:val="0"/>
-              <w:ind w:hanging="0" w:left="0" w:right="0"/>
-              <w:jc w:val="center"/>
-              <w:rPr/>
-            </w:pPr>
-            <w:r>
-              <w:rPr/>
-              <w:t>CR</w:t>
-            </w:r>
-          </w:p>
-        </w:tc>
-        <w:tc>
-          <w:tcPr>
-            <w:tcW w:w="790" w:type="dxa"/>
-            <w:tcBorders/>
-            <w:vAlign w:val="center"/>
-          </w:tcPr>
-          <w:p>
-            <w:pPr>
-              <w:pStyle w:val="TableContents"/>
-              <w:bidi w:val="0"/>
-              <w:ind w:hanging="0" w:left="0" w:right="0"/>
-              <w:jc w:val="center"/>
-              <w:rPr/>
-            </w:pPr>
-            <w:r>
-              <w:rPr/>
               <w:t>AR</w:t>
             </w:r>
           </w:p>
@@ -2603,7 +2566,7 @@
         </w:tc>
         <w:tc>
           <w:tcPr>
-            <w:tcW w:w="808" w:type="dxa"/>
+            <w:tcW w:w="807" w:type="dxa"/>
             <w:tcBorders/>
             <w:vAlign w:val="center"/>
           </w:tcPr>
@@ -2623,7 +2586,7 @@
         </w:tc>
         <w:tc>
           <w:tcPr>
-            <w:tcW w:w="808" w:type="dxa"/>
+            <w:tcW w:w="809" w:type="dxa"/>
             <w:tcBorders/>
             <w:vAlign w:val="center"/>
           </w:tcPr>
@@ -2643,7 +2606,7 @@
         </w:tc>
         <w:tc>
           <w:tcPr>
-            <w:tcW w:w="815" w:type="dxa"/>
+            <w:tcW w:w="814" w:type="dxa"/>
             <w:tcBorders/>
             <w:vAlign w:val="center"/>
           </w:tcPr>
@@ -2663,7 +2626,7 @@
         </w:tc>
         <w:tc>
           <w:tcPr>
-            <w:tcW w:w="790" w:type="dxa"/>
+            <w:tcW w:w="791" w:type="dxa"/>
             <w:tcBorders/>
             <w:vAlign w:val="center"/>
           </w:tcPr>
@@ -2706,7 +2669,7 @@
         <w:trPr/>
         <w:tc>
           <w:tcPr>
-            <w:tcW w:w="805" w:type="dxa"/>
+            <w:tcW w:w="804" w:type="dxa"/>
             <w:tcBorders/>
             <w:vAlign w:val="center"/>
           </w:tcPr>
@@ -2726,7 +2689,7 @@
         </w:tc>
         <w:tc>
           <w:tcPr>
-            <w:tcW w:w="811" w:type="dxa"/>
+            <w:tcW w:w="812" w:type="dxa"/>
             <w:tcBorders/>
             <w:vAlign w:val="center"/>
           </w:tcPr>
@@ -2746,6 +2709,46 @@
         </w:tc>
         <w:tc>
           <w:tcPr>
+            <w:tcW w:w="789" w:type="dxa"/>
+            <w:tcBorders/>
+            <w:vAlign w:val="center"/>
+          </w:tcPr>
+          <w:p>
+            <w:pPr>
+              <w:pStyle w:val="TableContents"/>
+              <w:bidi w:val="0"/>
+              <w:ind w:hanging="0" w:left="0" w:right="0"/>
+              <w:jc w:val="center"/>
+              <w:rPr/>
+            </w:pPr>
+            <w:r>
+              <w:rPr/>
+              <w:t>305</w:t>
+            </w:r>
+          </w:p>
+        </w:tc>
+        <w:tc>
+          <w:tcPr>
+            <w:tcW w:w="812" w:type="dxa"/>
+            <w:tcBorders/>
+            <w:vAlign w:val="center"/>
+          </w:tcPr>
+          <w:p>
+            <w:pPr>
+              <w:pStyle w:val="TableContents"/>
+              <w:bidi w:val="0"/>
+              <w:ind w:hanging="0" w:left="0" w:right="0"/>
+              <w:jc w:val="center"/>
+              <w:rPr/>
+            </w:pPr>
+            <w:r>
+              <w:rPr/>
+              <w:t>200</w:t>
+            </w:r>
+          </w:p>
+        </w:tc>
+        <w:tc>
+          <w:tcPr>
             <w:tcW w:w="790" w:type="dxa"/>
             <w:tcBorders/>
             <w:vAlign w:val="center"/>
@@ -2760,13 +2763,13 @@
             </w:pPr>
             <w:r>
               <w:rPr/>
-              <w:t>305</w:t>
-            </w:r>
-          </w:p>
-        </w:tc>
-        <w:tc>
-          <w:tcPr>
-            <w:tcW w:w="811" w:type="dxa"/>
+              <w:t>304</w:t>
+            </w:r>
+          </w:p>
+        </w:tc>
+        <w:tc>
+          <w:tcPr>
+            <w:tcW w:w="808" w:type="dxa"/>
             <w:tcBorders/>
             <w:vAlign w:val="center"/>
           </w:tcPr>
@@ -2786,7 +2789,27 @@
         </w:tc>
         <w:tc>
           <w:tcPr>
-            <w:tcW w:w="790" w:type="dxa"/>
+            <w:tcW w:w="775" w:type="dxa"/>
+            <w:tcBorders/>
+            <w:vAlign w:val="center"/>
+          </w:tcPr>
+          <w:p>
+            <w:pPr>
+              <w:pStyle w:val="TableContents"/>
+              <w:bidi w:val="0"/>
+              <w:ind w:hanging="0" w:left="0" w:right="0"/>
+              <w:jc w:val="center"/>
+              <w:rPr/>
+            </w:pPr>
+            <w:r>
+              <w:rPr/>
+              <w:t>0</w:t>
+            </w:r>
+          </w:p>
+        </w:tc>
+        <w:tc>
+          <w:tcPr>
+            <w:tcW w:w="807" w:type="dxa"/>
             <w:tcBorders/>
             <w:vAlign w:val="center"/>
           </w:tcPr>
@@ -2806,27 +2829,7 @@
         </w:tc>
         <w:tc>
           <w:tcPr>
-            <w:tcW w:w="808" w:type="dxa"/>
-            <w:tcBorders/>
-            <w:vAlign w:val="center"/>
-          </w:tcPr>
-          <w:p>
-            <w:pPr>
-              <w:pStyle w:val="TableContents"/>
-              <w:bidi w:val="0"/>
-              <w:ind w:hanging="0" w:left="0" w:right="0"/>
-              <w:jc w:val="center"/>
-              <w:rPr/>
-            </w:pPr>
-            <w:r>
-              <w:rPr/>
-              <w:t>200</w:t>
-            </w:r>
-          </w:p>
-        </w:tc>
-        <w:tc>
-          <w:tcPr>
-            <w:tcW w:w="775" w:type="dxa"/>
+            <w:tcW w:w="809" w:type="dxa"/>
             <w:tcBorders/>
             <w:vAlign w:val="center"/>
           </w:tcPr>
@@ -2846,47 +2849,7 @@
         </w:tc>
         <w:tc>
           <w:tcPr>
-            <w:tcW w:w="808" w:type="dxa"/>
-            <w:tcBorders/>
-            <w:vAlign w:val="center"/>
-          </w:tcPr>
-          <w:p>
-            <w:pPr>
-              <w:pStyle w:val="TableContents"/>
-              <w:bidi w:val="0"/>
-              <w:ind w:hanging="0" w:left="0" w:right="0"/>
-              <w:jc w:val="center"/>
-              <w:rPr/>
-            </w:pPr>
-            <w:r>
-              <w:rPr/>
-              <w:t>304</w:t>
-            </w:r>
-          </w:p>
-        </w:tc>
-        <w:tc>
-          <w:tcPr>
-            <w:tcW w:w="808" w:type="dxa"/>
-            <w:tcBorders/>
-            <w:vAlign w:val="center"/>
-          </w:tcPr>
-          <w:p>
-            <w:pPr>
-              <w:pStyle w:val="TableContents"/>
-              <w:bidi w:val="0"/>
-              <w:ind w:hanging="0" w:left="0" w:right="0"/>
-              <w:jc w:val="center"/>
-              <w:rPr/>
-            </w:pPr>
-            <w:r>
-              <w:rPr/>
-              <w:t>0</w:t>
-            </w:r>
-          </w:p>
-        </w:tc>
-        <w:tc>
-          <w:tcPr>
-            <w:tcW w:w="815" w:type="dxa"/>
+            <w:tcW w:w="814" w:type="dxa"/>
             <w:tcBorders/>
             <w:vAlign w:val="center"/>
           </w:tcPr>
@@ -2906,7 +2869,7 @@
         </w:tc>
         <w:tc>
           <w:tcPr>
-            <w:tcW w:w="790" w:type="dxa"/>
+            <w:tcW w:w="791" w:type="dxa"/>
             <w:tcBorders/>
             <w:vAlign w:val="center"/>
           </w:tcPr>
@@ -2959,7 +2922,7 @@
         <w:trPr/>
         <w:tc>
           <w:tcPr>
-            <w:tcW w:w="805" w:type="dxa"/>
+            <w:tcW w:w="804" w:type="dxa"/>
             <w:tcBorders/>
             <w:vAlign w:val="center"/>
           </w:tcPr>
@@ -2979,7 +2942,7 @@
         </w:tc>
         <w:tc>
           <w:tcPr>
-            <w:tcW w:w="811" w:type="dxa"/>
+            <w:tcW w:w="812" w:type="dxa"/>
             <w:tcBorders/>
             <w:vAlign w:val="center"/>
           </w:tcPr>
@@ -2999,6 +2962,46 @@
         </w:tc>
         <w:tc>
           <w:tcPr>
+            <w:tcW w:w="789" w:type="dxa"/>
+            <w:tcBorders/>
+            <w:vAlign w:val="center"/>
+          </w:tcPr>
+          <w:p>
+            <w:pPr>
+              <w:pStyle w:val="TableContents"/>
+              <w:bidi w:val="0"/>
+              <w:ind w:hanging="0" w:left="0" w:right="0"/>
+              <w:jc w:val="center"/>
+              <w:rPr/>
+            </w:pPr>
+            <w:r>
+              <w:rPr/>
+              <w:t>306</w:t>
+            </w:r>
+          </w:p>
+        </w:tc>
+        <w:tc>
+          <w:tcPr>
+            <w:tcW w:w="812" w:type="dxa"/>
+            <w:tcBorders/>
+            <w:vAlign w:val="center"/>
+          </w:tcPr>
+          <w:p>
+            <w:pPr>
+              <w:pStyle w:val="TableContents"/>
+              <w:bidi w:val="0"/>
+              <w:ind w:hanging="0" w:left="0" w:right="0"/>
+              <w:jc w:val="center"/>
+              <w:rPr/>
+            </w:pPr>
+            <w:r>
+              <w:rPr/>
+              <w:t>1207</w:t>
+            </w:r>
+          </w:p>
+        </w:tc>
+        <w:tc>
+          <w:tcPr>
             <w:tcW w:w="790" w:type="dxa"/>
             <w:tcBorders/>
             <w:vAlign w:val="center"/>
@@ -3013,13 +3016,13 @@
             </w:pPr>
             <w:r>
               <w:rPr/>
-              <w:t>306</w:t>
-            </w:r>
-          </w:p>
-        </w:tc>
-        <w:tc>
-          <w:tcPr>
-            <w:tcW w:w="811" w:type="dxa"/>
+              <w:t>305</w:t>
+            </w:r>
+          </w:p>
+        </w:tc>
+        <w:tc>
+          <w:tcPr>
+            <w:tcW w:w="808" w:type="dxa"/>
             <w:tcBorders/>
             <w:vAlign w:val="center"/>
           </w:tcPr>
@@ -3039,7 +3042,27 @@
         </w:tc>
         <w:tc>
           <w:tcPr>
-            <w:tcW w:w="790" w:type="dxa"/>
+            <w:tcW w:w="775" w:type="dxa"/>
+            <w:tcBorders/>
+            <w:vAlign w:val="center"/>
+          </w:tcPr>
+          <w:p>
+            <w:pPr>
+              <w:pStyle w:val="TableContents"/>
+              <w:bidi w:val="0"/>
+              <w:ind w:hanging="0" w:left="0" w:right="0"/>
+              <w:jc w:val="center"/>
+              <w:rPr/>
+            </w:pPr>
+            <w:r>
+              <w:rPr/>
+              <w:t>0</w:t>
+            </w:r>
+          </w:p>
+        </w:tc>
+        <w:tc>
+          <w:tcPr>
+            <w:tcW w:w="807" w:type="dxa"/>
             <w:tcBorders/>
             <w:vAlign w:val="center"/>
           </w:tcPr>
@@ -3059,67 +3082,7 @@
         </w:tc>
         <w:tc>
           <w:tcPr>
-            <w:tcW w:w="808" w:type="dxa"/>
-            <w:tcBorders/>
-            <w:vAlign w:val="center"/>
-          </w:tcPr>
-          <w:p>
-            <w:pPr>
-              <w:pStyle w:val="TableContents"/>
-              <w:bidi w:val="0"/>
-              <w:ind w:hanging="0" w:left="0" w:right="0"/>
-              <w:jc w:val="center"/>
-              <w:rPr/>
-            </w:pPr>
-            <w:r>
-              <w:rPr/>
-              <w:t>1207</w:t>
-            </w:r>
-          </w:p>
-        </w:tc>
-        <w:tc>
-          <w:tcPr>
-            <w:tcW w:w="775" w:type="dxa"/>
-            <w:tcBorders/>
-            <w:vAlign w:val="center"/>
-          </w:tcPr>
-          <w:p>
-            <w:pPr>
-              <w:pStyle w:val="TableContents"/>
-              <w:bidi w:val="0"/>
-              <w:ind w:hanging="0" w:left="0" w:right="0"/>
-              <w:jc w:val="center"/>
-              <w:rPr/>
-            </w:pPr>
-            <w:r>
-              <w:rPr/>
-              <w:t>0</w:t>
-            </w:r>
-          </w:p>
-        </w:tc>
-        <w:tc>
-          <w:tcPr>
-            <w:tcW w:w="808" w:type="dxa"/>
-            <w:tcBorders/>
-            <w:vAlign w:val="center"/>
-          </w:tcPr>
-          <w:p>
-            <w:pPr>
-              <w:pStyle w:val="TableContents"/>
-              <w:bidi w:val="0"/>
-              <w:ind w:hanging="0" w:left="0" w:right="0"/>
-              <w:jc w:val="center"/>
-              <w:rPr/>
-            </w:pPr>
-            <w:r>
-              <w:rPr/>
-              <w:t>305</w:t>
-            </w:r>
-          </w:p>
-        </w:tc>
-        <w:tc>
-          <w:tcPr>
-            <w:tcW w:w="808" w:type="dxa"/>
+            <w:tcW w:w="809" w:type="dxa"/>
             <w:tcBorders/>
             <w:vAlign w:val="center"/>
           </w:tcPr>
@@ -3139,7 +3102,7 @@
         </w:tc>
         <w:tc>
           <w:tcPr>
-            <w:tcW w:w="815" w:type="dxa"/>
+            <w:tcW w:w="814" w:type="dxa"/>
             <w:tcBorders/>
             <w:vAlign w:val="center"/>
           </w:tcPr>
@@ -3159,7 +3122,7 @@
         </w:tc>
         <w:tc>
           <w:tcPr>
-            <w:tcW w:w="790" w:type="dxa"/>
+            <w:tcW w:w="791" w:type="dxa"/>
             <w:tcBorders/>
             <w:vAlign w:val="center"/>
           </w:tcPr>
@@ -3212,7 +3175,7 @@
         <w:trPr/>
         <w:tc>
           <w:tcPr>
-            <w:tcW w:w="805" w:type="dxa"/>
+            <w:tcW w:w="804" w:type="dxa"/>
             <w:tcBorders/>
             <w:vAlign w:val="center"/>
           </w:tcPr>
@@ -3232,7 +3195,7 @@
         </w:tc>
         <w:tc>
           <w:tcPr>
-            <w:tcW w:w="811" w:type="dxa"/>
+            <w:tcW w:w="812" w:type="dxa"/>
             <w:tcBorders/>
             <w:vAlign w:val="center"/>
           </w:tcPr>
@@ -3252,6 +3215,46 @@
         </w:tc>
         <w:tc>
           <w:tcPr>
+            <w:tcW w:w="789" w:type="dxa"/>
+            <w:tcBorders/>
+            <w:vAlign w:val="center"/>
+          </w:tcPr>
+          <w:p>
+            <w:pPr>
+              <w:pStyle w:val="TableContents"/>
+              <w:bidi w:val="0"/>
+              <w:ind w:hanging="0" w:left="0" w:right="0"/>
+              <w:jc w:val="center"/>
+              <w:rPr/>
+            </w:pPr>
+            <w:r>
+              <w:rPr/>
+              <w:t>307</w:t>
+            </w:r>
+          </w:p>
+        </w:tc>
+        <w:tc>
+          <w:tcPr>
+            <w:tcW w:w="812" w:type="dxa"/>
+            <w:tcBorders/>
+            <w:vAlign w:val="center"/>
+          </w:tcPr>
+          <w:p>
+            <w:pPr>
+              <w:pStyle w:val="TableContents"/>
+              <w:bidi w:val="0"/>
+              <w:ind w:hanging="0" w:left="0" w:right="0"/>
+              <w:jc w:val="center"/>
+              <w:rPr/>
+            </w:pPr>
+            <w:r>
+              <w:rPr/>
+              <w:t>2F40</w:t>
+            </w:r>
+          </w:p>
+        </w:tc>
+        <w:tc>
+          <w:tcPr>
             <w:tcW w:w="790" w:type="dxa"/>
             <w:tcBorders/>
             <w:vAlign w:val="center"/>
@@ -3266,46 +3269,6 @@
             </w:pPr>
             <w:r>
               <w:rPr/>
-              <w:t>307</w:t>
-            </w:r>
-          </w:p>
-        </w:tc>
-        <w:tc>
-          <w:tcPr>
-            <w:tcW w:w="811" w:type="dxa"/>
-            <w:tcBorders/>
-            <w:vAlign w:val="center"/>
-          </w:tcPr>
-          <w:p>
-            <w:pPr>
-              <w:pStyle w:val="TableContents"/>
-              <w:bidi w:val="0"/>
-              <w:ind w:hanging="0" w:left="0" w:right="0"/>
-              <w:jc w:val="center"/>
-              <w:rPr/>
-            </w:pPr>
-            <w:r>
-              <w:rPr/>
-              <w:t>2F40</w:t>
-            </w:r>
-          </w:p>
-        </w:tc>
-        <w:tc>
-          <w:tcPr>
-            <w:tcW w:w="790" w:type="dxa"/>
-            <w:tcBorders/>
-            <w:vAlign w:val="center"/>
-          </w:tcPr>
-          <w:p>
-            <w:pPr>
-              <w:pStyle w:val="TableContents"/>
-              <w:bidi w:val="0"/>
-              <w:ind w:hanging="0" w:left="0" w:right="0"/>
-              <w:jc w:val="center"/>
-              <w:rPr/>
-            </w:pPr>
-            <w:r>
-              <w:rPr/>
               <w:t>306</w:t>
             </w:r>
           </w:p>
@@ -3352,7 +3315,7 @@
         </w:tc>
         <w:tc>
           <w:tcPr>
-            <w:tcW w:w="808" w:type="dxa"/>
+            <w:tcW w:w="807" w:type="dxa"/>
             <w:tcBorders/>
             <w:vAlign w:val="center"/>
           </w:tcPr>
@@ -3372,7 +3335,7 @@
         </w:tc>
         <w:tc>
           <w:tcPr>
-            <w:tcW w:w="808" w:type="dxa"/>
+            <w:tcW w:w="809" w:type="dxa"/>
             <w:tcBorders/>
             <w:vAlign w:val="center"/>
           </w:tcPr>
@@ -3392,7 +3355,7 @@
         </w:tc>
         <w:tc>
           <w:tcPr>
-            <w:tcW w:w="815" w:type="dxa"/>
+            <w:tcW w:w="814" w:type="dxa"/>
             <w:tcBorders/>
             <w:vAlign w:val="center"/>
           </w:tcPr>
@@ -3412,7 +3375,7 @@
         </w:tc>
         <w:tc>
           <w:tcPr>
-            <w:tcW w:w="790" w:type="dxa"/>
+            <w:tcW w:w="791" w:type="dxa"/>
             <w:tcBorders/>
             <w:vAlign w:val="center"/>
           </w:tcPr>
@@ -3465,7 +3428,7 @@
         <w:trPr/>
         <w:tc>
           <w:tcPr>
-            <w:tcW w:w="805" w:type="dxa"/>
+            <w:tcW w:w="804" w:type="dxa"/>
             <w:tcBorders/>
             <w:vAlign w:val="center"/>
           </w:tcPr>
@@ -3485,7 +3448,7 @@
         </w:tc>
         <w:tc>
           <w:tcPr>
-            <w:tcW w:w="811" w:type="dxa"/>
+            <w:tcW w:w="812" w:type="dxa"/>
             <w:tcBorders/>
             <w:vAlign w:val="center"/>
           </w:tcPr>
@@ -3505,6 +3468,46 @@
         </w:tc>
         <w:tc>
           <w:tcPr>
+            <w:tcW w:w="789" w:type="dxa"/>
+            <w:tcBorders/>
+            <w:vAlign w:val="center"/>
+          </w:tcPr>
+          <w:p>
+            <w:pPr>
+              <w:pStyle w:val="TableContents"/>
+              <w:bidi w:val="0"/>
+              <w:ind w:hanging="0" w:left="0" w:right="0"/>
+              <w:jc w:val="center"/>
+              <w:rPr/>
+            </w:pPr>
+            <w:r>
+              <w:rPr/>
+              <w:t>308</w:t>
+            </w:r>
+          </w:p>
+        </w:tc>
+        <w:tc>
+          <w:tcPr>
+            <w:tcW w:w="812" w:type="dxa"/>
+            <w:tcBorders/>
+            <w:vAlign w:val="center"/>
+          </w:tcPr>
+          <w:p>
+            <w:pPr>
+              <w:pStyle w:val="TableContents"/>
+              <w:bidi w:val="0"/>
+              <w:ind w:hanging="0" w:left="0" w:right="0"/>
+              <w:jc w:val="center"/>
+              <w:rPr/>
+            </w:pPr>
+            <w:r>
+              <w:rPr/>
+              <w:t>F0FD</w:t>
+            </w:r>
+          </w:p>
+        </w:tc>
+        <w:tc>
+          <w:tcPr>
             <w:tcW w:w="790" w:type="dxa"/>
             <w:tcBorders/>
             <w:vAlign w:val="center"/>
@@ -3519,13 +3522,13 @@
             </w:pPr>
             <w:r>
               <w:rPr/>
-              <w:t>308</w:t>
-            </w:r>
-          </w:p>
-        </w:tc>
-        <w:tc>
-          <w:tcPr>
-            <w:tcW w:w="811" w:type="dxa"/>
+              <w:t>307</w:t>
+            </w:r>
+          </w:p>
+        </w:tc>
+        <w:tc>
+          <w:tcPr>
+            <w:tcW w:w="808" w:type="dxa"/>
             <w:tcBorders/>
             <w:vAlign w:val="center"/>
           </w:tcPr>
@@ -3545,7 +3548,27 @@
         </w:tc>
         <w:tc>
           <w:tcPr>
-            <w:tcW w:w="790" w:type="dxa"/>
+            <w:tcW w:w="775" w:type="dxa"/>
+            <w:tcBorders/>
+            <w:vAlign w:val="center"/>
+          </w:tcPr>
+          <w:p>
+            <w:pPr>
+              <w:pStyle w:val="TableContents"/>
+              <w:bidi w:val="0"/>
+              <w:ind w:hanging="0" w:left="0" w:right="0"/>
+              <w:jc w:val="center"/>
+              <w:rPr/>
+            </w:pPr>
+            <w:r>
+              <w:rPr/>
+              <w:t>0</w:t>
+            </w:r>
+          </w:p>
+        </w:tc>
+        <w:tc>
+          <w:tcPr>
+            <w:tcW w:w="807" w:type="dxa"/>
             <w:tcBorders/>
             <w:vAlign w:val="center"/>
           </w:tcPr>
@@ -3565,27 +3588,27 @@
         </w:tc>
         <w:tc>
           <w:tcPr>
-            <w:tcW w:w="808" w:type="dxa"/>
-            <w:tcBorders/>
-            <w:vAlign w:val="center"/>
-          </w:tcPr>
-          <w:p>
-            <w:pPr>
-              <w:pStyle w:val="TableContents"/>
-              <w:bidi w:val="0"/>
-              <w:ind w:hanging="0" w:left="0" w:right="0"/>
-              <w:jc w:val="center"/>
-              <w:rPr/>
-            </w:pPr>
-            <w:r>
-              <w:rPr/>
-              <w:t>F0FD</w:t>
-            </w:r>
-          </w:p>
-        </w:tc>
-        <w:tc>
-          <w:tcPr>
-            <w:tcW w:w="775" w:type="dxa"/>
+            <w:tcW w:w="809" w:type="dxa"/>
+            <w:tcBorders/>
+            <w:vAlign w:val="center"/>
+          </w:tcPr>
+          <w:p>
+            <w:pPr>
+              <w:pStyle w:val="TableContents"/>
+              <w:bidi w:val="0"/>
+              <w:ind w:hanging="0" w:left="0" w:right="0"/>
+              <w:jc w:val="center"/>
+              <w:rPr/>
+            </w:pPr>
+            <w:r>
+              <w:rPr/>
+              <w:t>40</w:t>
+            </w:r>
+          </w:p>
+        </w:tc>
+        <w:tc>
+          <w:tcPr>
+            <w:tcW w:w="814" w:type="dxa"/>
             <w:tcBorders/>
             <w:vAlign w:val="center"/>
           </w:tcPr>
@@ -3605,67 +3628,7 @@
         </w:tc>
         <w:tc>
           <w:tcPr>
-            <w:tcW w:w="808" w:type="dxa"/>
-            <w:tcBorders/>
-            <w:vAlign w:val="center"/>
-          </w:tcPr>
-          <w:p>
-            <w:pPr>
-              <w:pStyle w:val="TableContents"/>
-              <w:bidi w:val="0"/>
-              <w:ind w:hanging="0" w:left="0" w:right="0"/>
-              <w:jc w:val="center"/>
-              <w:rPr/>
-            </w:pPr>
-            <w:r>
-              <w:rPr/>
-              <w:t>307</w:t>
-            </w:r>
-          </w:p>
-        </w:tc>
-        <w:tc>
-          <w:tcPr>
-            <w:tcW w:w="808" w:type="dxa"/>
-            <w:tcBorders/>
-            <w:vAlign w:val="center"/>
-          </w:tcPr>
-          <w:p>
-            <w:pPr>
-              <w:pStyle w:val="TableContents"/>
-              <w:bidi w:val="0"/>
-              <w:ind w:hanging="0" w:left="0" w:right="0"/>
-              <w:jc w:val="center"/>
-              <w:rPr/>
-            </w:pPr>
-            <w:r>
-              <w:rPr/>
-              <w:t>40</w:t>
-            </w:r>
-          </w:p>
-        </w:tc>
-        <w:tc>
-          <w:tcPr>
-            <w:tcW w:w="815" w:type="dxa"/>
-            <w:tcBorders/>
-            <w:vAlign w:val="center"/>
-          </w:tcPr>
-          <w:p>
-            <w:pPr>
-              <w:pStyle w:val="TableContents"/>
-              <w:bidi w:val="0"/>
-              <w:ind w:hanging="0" w:left="0" w:right="0"/>
-              <w:jc w:val="center"/>
-              <w:rPr/>
-            </w:pPr>
-            <w:r>
-              <w:rPr/>
-              <w:t>0</w:t>
-            </w:r>
-          </w:p>
-        </w:tc>
-        <w:tc>
-          <w:tcPr>
-            <w:tcW w:w="790" w:type="dxa"/>
+            <w:tcW w:w="791" w:type="dxa"/>
             <w:tcBorders/>
             <w:vAlign w:val="center"/>
           </w:tcPr>
@@ -3718,7 +3681,7 @@
         <w:trPr/>
         <w:tc>
           <w:tcPr>
-            <w:tcW w:w="805" w:type="dxa"/>
+            <w:tcW w:w="804" w:type="dxa"/>
             <w:tcBorders/>
             <w:vAlign w:val="center"/>
           </w:tcPr>
@@ -3738,7 +3701,7 @@
         </w:tc>
         <w:tc>
           <w:tcPr>
-            <w:tcW w:w="811" w:type="dxa"/>
+            <w:tcW w:w="812" w:type="dxa"/>
             <w:tcBorders/>
             <w:vAlign w:val="center"/>
           </w:tcPr>
@@ -3758,6 +3721,46 @@
         </w:tc>
         <w:tc>
           <w:tcPr>
+            <w:tcW w:w="789" w:type="dxa"/>
+            <w:tcBorders/>
+            <w:vAlign w:val="center"/>
+          </w:tcPr>
+          <w:p>
+            <w:pPr>
+              <w:pStyle w:val="TableContents"/>
+              <w:bidi w:val="0"/>
+              <w:ind w:hanging="0" w:left="0" w:right="0"/>
+              <w:jc w:val="center"/>
+              <w:rPr/>
+            </w:pPr>
+            <w:r>
+              <w:rPr/>
+              <w:t>309</w:t>
+            </w:r>
+          </w:p>
+        </w:tc>
+        <w:tc>
+          <w:tcPr>
+            <w:tcW w:w="812" w:type="dxa"/>
+            <w:tcBorders/>
+            <w:vAlign w:val="center"/>
+          </w:tcPr>
+          <w:p>
+            <w:pPr>
+              <w:pStyle w:val="TableContents"/>
+              <w:bidi w:val="0"/>
+              <w:ind w:hanging="0" w:left="0" w:right="0"/>
+              <w:jc w:val="center"/>
+              <w:rPr/>
+            </w:pPr>
+            <w:r>
+              <w:rPr/>
+              <w:t>1206</w:t>
+            </w:r>
+          </w:p>
+        </w:tc>
+        <w:tc>
+          <w:tcPr>
             <w:tcW w:w="790" w:type="dxa"/>
             <w:tcBorders/>
             <w:vAlign w:val="center"/>
@@ -3772,13 +3775,13 @@
             </w:pPr>
             <w:r>
               <w:rPr/>
-              <w:t>309</w:t>
-            </w:r>
-          </w:p>
-        </w:tc>
-        <w:tc>
-          <w:tcPr>
-            <w:tcW w:w="811" w:type="dxa"/>
+              <w:t>308</w:t>
+            </w:r>
+          </w:p>
+        </w:tc>
+        <w:tc>
+          <w:tcPr>
+            <w:tcW w:w="808" w:type="dxa"/>
             <w:tcBorders/>
             <w:vAlign w:val="center"/>
           </w:tcPr>
@@ -3798,7 +3801,27 @@
         </w:tc>
         <w:tc>
           <w:tcPr>
-            <w:tcW w:w="790" w:type="dxa"/>
+            <w:tcW w:w="775" w:type="dxa"/>
+            <w:tcBorders/>
+            <w:vAlign w:val="center"/>
+          </w:tcPr>
+          <w:p>
+            <w:pPr>
+              <w:pStyle w:val="TableContents"/>
+              <w:bidi w:val="0"/>
+              <w:ind w:hanging="0" w:left="0" w:right="0"/>
+              <w:jc w:val="center"/>
+              <w:rPr/>
+            </w:pPr>
+            <w:r>
+              <w:rPr/>
+              <w:t>0</w:t>
+            </w:r>
+          </w:p>
+        </w:tc>
+        <w:tc>
+          <w:tcPr>
+            <w:tcW w:w="807" w:type="dxa"/>
             <w:tcBorders/>
             <w:vAlign w:val="center"/>
           </w:tcPr>
@@ -3818,27 +3841,27 @@
         </w:tc>
         <w:tc>
           <w:tcPr>
-            <w:tcW w:w="808" w:type="dxa"/>
-            <w:tcBorders/>
-            <w:vAlign w:val="center"/>
-          </w:tcPr>
-          <w:p>
-            <w:pPr>
-              <w:pStyle w:val="TableContents"/>
-              <w:bidi w:val="0"/>
-              <w:ind w:hanging="0" w:left="0" w:right="0"/>
-              <w:jc w:val="center"/>
-              <w:rPr/>
-            </w:pPr>
-            <w:r>
-              <w:rPr/>
-              <w:t>1206</w:t>
-            </w:r>
-          </w:p>
-        </w:tc>
-        <w:tc>
-          <w:tcPr>
-            <w:tcW w:w="775" w:type="dxa"/>
+            <w:tcW w:w="809" w:type="dxa"/>
+            <w:tcBorders/>
+            <w:vAlign w:val="center"/>
+          </w:tcPr>
+          <w:p>
+            <w:pPr>
+              <w:pStyle w:val="TableContents"/>
+              <w:bidi w:val="0"/>
+              <w:ind w:hanging="0" w:left="0" w:right="0"/>
+              <w:jc w:val="center"/>
+              <w:rPr/>
+            </w:pPr>
+            <w:r>
+              <w:rPr/>
+              <w:t>00D6</w:t>
+            </w:r>
+          </w:p>
+        </w:tc>
+        <w:tc>
+          <w:tcPr>
+            <w:tcW w:w="814" w:type="dxa"/>
             <w:tcBorders/>
             <w:vAlign w:val="center"/>
           </w:tcPr>
@@ -3858,67 +3881,7 @@
         </w:tc>
         <w:tc>
           <w:tcPr>
-            <w:tcW w:w="808" w:type="dxa"/>
-            <w:tcBorders/>
-            <w:vAlign w:val="center"/>
-          </w:tcPr>
-          <w:p>
-            <w:pPr>
-              <w:pStyle w:val="TableContents"/>
-              <w:bidi w:val="0"/>
-              <w:ind w:hanging="0" w:left="0" w:right="0"/>
-              <w:jc w:val="center"/>
-              <w:rPr/>
-            </w:pPr>
-            <w:r>
-              <w:rPr/>
-              <w:t>308</w:t>
-            </w:r>
-          </w:p>
-        </w:tc>
-        <w:tc>
-          <w:tcPr>
-            <w:tcW w:w="808" w:type="dxa"/>
-            <w:tcBorders/>
-            <w:vAlign w:val="center"/>
-          </w:tcPr>
-          <w:p>
-            <w:pPr>
-              <w:pStyle w:val="TableContents"/>
-              <w:bidi w:val="0"/>
-              <w:ind w:hanging="0" w:left="0" w:right="0"/>
-              <w:jc w:val="center"/>
-              <w:rPr/>
-            </w:pPr>
-            <w:r>
-              <w:rPr/>
-              <w:t>00D6</w:t>
-            </w:r>
-          </w:p>
-        </w:tc>
-        <w:tc>
-          <w:tcPr>
-            <w:tcW w:w="815" w:type="dxa"/>
-            <w:tcBorders/>
-            <w:vAlign w:val="center"/>
-          </w:tcPr>
-          <w:p>
-            <w:pPr>
-              <w:pStyle w:val="TableContents"/>
-              <w:bidi w:val="0"/>
-              <w:ind w:hanging="0" w:left="0" w:right="0"/>
-              <w:jc w:val="center"/>
-              <w:rPr/>
-            </w:pPr>
-            <w:r>
-              <w:rPr/>
-              <w:t>0</w:t>
-            </w:r>
-          </w:p>
-        </w:tc>
-        <w:tc>
-          <w:tcPr>
-            <w:tcW w:w="790" w:type="dxa"/>
+            <w:tcW w:w="791" w:type="dxa"/>
             <w:tcBorders/>
             <w:vAlign w:val="center"/>
           </w:tcPr>
@@ -3971,7 +3934,7 @@
         <w:trPr/>
         <w:tc>
           <w:tcPr>
-            <w:tcW w:w="805" w:type="dxa"/>
+            <w:tcW w:w="804" w:type="dxa"/>
             <w:tcBorders/>
             <w:vAlign w:val="center"/>
           </w:tcPr>
@@ -3991,7 +3954,7 @@
         </w:tc>
         <w:tc>
           <w:tcPr>
-            <w:tcW w:w="811" w:type="dxa"/>
+            <w:tcW w:w="812" w:type="dxa"/>
             <w:tcBorders/>
             <w:vAlign w:val="center"/>
           </w:tcPr>
@@ -4011,6 +3974,46 @@
         </w:tc>
         <w:tc>
           <w:tcPr>
+            <w:tcW w:w="789" w:type="dxa"/>
+            <w:tcBorders/>
+            <w:vAlign w:val="center"/>
+          </w:tcPr>
+          <w:p>
+            <w:pPr>
+              <w:pStyle w:val="TableContents"/>
+              <w:bidi w:val="0"/>
+              <w:ind w:hanging="0" w:left="0" w:right="0"/>
+              <w:jc w:val="center"/>
+              <w:rPr/>
+            </w:pPr>
+            <w:r>
+              <w:rPr/>
+              <w:t>30A</w:t>
+            </w:r>
+          </w:p>
+        </w:tc>
+        <w:tc>
+          <w:tcPr>
+            <w:tcW w:w="812" w:type="dxa"/>
+            <w:tcBorders/>
+            <w:vAlign w:val="center"/>
+          </w:tcPr>
+          <w:p>
+            <w:pPr>
+              <w:pStyle w:val="TableContents"/>
+              <w:bidi w:val="0"/>
+              <w:ind w:hanging="0" w:left="0" w:right="0"/>
+              <w:jc w:val="center"/>
+              <w:rPr/>
+            </w:pPr>
+            <w:r>
+              <w:rPr/>
+              <w:t>E8F7</w:t>
+            </w:r>
+          </w:p>
+        </w:tc>
+        <w:tc>
+          <w:tcPr>
             <w:tcW w:w="790" w:type="dxa"/>
             <w:tcBorders/>
             <w:vAlign w:val="center"/>
@@ -4025,46 +4028,6 @@
             </w:pPr>
             <w:r>
               <w:rPr/>
-              <w:t>30A</w:t>
-            </w:r>
-          </w:p>
-        </w:tc>
-        <w:tc>
-          <w:tcPr>
-            <w:tcW w:w="811" w:type="dxa"/>
-            <w:tcBorders/>
-            <w:vAlign w:val="center"/>
-          </w:tcPr>
-          <w:p>
-            <w:pPr>
-              <w:pStyle w:val="TableContents"/>
-              <w:bidi w:val="0"/>
-              <w:ind w:hanging="0" w:left="0" w:right="0"/>
-              <w:jc w:val="center"/>
-              <w:rPr/>
-            </w:pPr>
-            <w:r>
-              <w:rPr/>
-              <w:t>E8F7</w:t>
-            </w:r>
-          </w:p>
-        </w:tc>
-        <w:tc>
-          <w:tcPr>
-            <w:tcW w:w="790" w:type="dxa"/>
-            <w:tcBorders/>
-            <w:vAlign w:val="center"/>
-          </w:tcPr>
-          <w:p>
-            <w:pPr>
-              <w:pStyle w:val="TableContents"/>
-              <w:bidi w:val="0"/>
-              <w:ind w:hanging="0" w:left="0" w:right="0"/>
-              <w:jc w:val="center"/>
-              <w:rPr/>
-            </w:pPr>
-            <w:r>
-              <w:rPr/>
               <w:t>593</w:t>
             </w:r>
           </w:p>
@@ -4111,7 +4074,7 @@
         </w:tc>
         <w:tc>
           <w:tcPr>
-            <w:tcW w:w="808" w:type="dxa"/>
+            <w:tcW w:w="807" w:type="dxa"/>
             <w:tcBorders/>
             <w:vAlign w:val="center"/>
           </w:tcPr>
@@ -4131,7 +4094,7 @@
         </w:tc>
         <w:tc>
           <w:tcPr>
-            <w:tcW w:w="808" w:type="dxa"/>
+            <w:tcW w:w="809" w:type="dxa"/>
             <w:tcBorders/>
             <w:vAlign w:val="center"/>
           </w:tcPr>
@@ -4151,7 +4114,7 @@
         </w:tc>
         <w:tc>
           <w:tcPr>
-            <w:tcW w:w="815" w:type="dxa"/>
+            <w:tcW w:w="814" w:type="dxa"/>
             <w:tcBorders/>
             <w:vAlign w:val="center"/>
           </w:tcPr>
@@ -4171,7 +4134,7 @@
         </w:tc>
         <w:tc>
           <w:tcPr>
-            <w:tcW w:w="790" w:type="dxa"/>
+            <w:tcW w:w="791" w:type="dxa"/>
             <w:tcBorders/>
             <w:vAlign w:val="center"/>
           </w:tcPr>
@@ -4214,7 +4177,7 @@
         <w:trPr/>
         <w:tc>
           <w:tcPr>
-            <w:tcW w:w="805" w:type="dxa"/>
+            <w:tcW w:w="804" w:type="dxa"/>
             <w:tcBorders/>
             <w:vAlign w:val="center"/>
           </w:tcPr>
@@ -4234,7 +4197,7 @@
         </w:tc>
         <w:tc>
           <w:tcPr>
-            <w:tcW w:w="811" w:type="dxa"/>
+            <w:tcW w:w="812" w:type="dxa"/>
             <w:tcBorders/>
             <w:vAlign w:val="center"/>
           </w:tcPr>
@@ -4254,6 +4217,46 @@
         </w:tc>
         <w:tc>
           <w:tcPr>
+            <w:tcW w:w="789" w:type="dxa"/>
+            <w:tcBorders/>
+            <w:vAlign w:val="center"/>
+          </w:tcPr>
+          <w:p>
+            <w:pPr>
+              <w:pStyle w:val="TableContents"/>
+              <w:bidi w:val="0"/>
+              <w:ind w:hanging="0" w:left="0" w:right="0"/>
+              <w:jc w:val="center"/>
+              <w:rPr/>
+            </w:pPr>
+            <w:r>
+              <w:rPr/>
+              <w:t>30B</w:t>
+            </w:r>
+          </w:p>
+        </w:tc>
+        <w:tc>
+          <w:tcPr>
+            <w:tcW w:w="812" w:type="dxa"/>
+            <w:tcBorders/>
+            <w:vAlign w:val="center"/>
+          </w:tcPr>
+          <w:p>
+            <w:pPr>
+              <w:pStyle w:val="TableContents"/>
+              <w:bidi w:val="0"/>
+              <w:ind w:hanging="0" w:left="0" w:right="0"/>
+              <w:jc w:val="center"/>
+              <w:rPr/>
+            </w:pPr>
+            <w:r>
+              <w:rPr/>
+              <w:t>EEF8</w:t>
+            </w:r>
+          </w:p>
+        </w:tc>
+        <w:tc>
+          <w:tcPr>
             <w:tcW w:w="790" w:type="dxa"/>
             <w:tcBorders/>
             <w:vAlign w:val="center"/>
@@ -4268,46 +4271,6 @@
             </w:pPr>
             <w:r>
               <w:rPr/>
-              <w:t>30B</w:t>
-            </w:r>
-          </w:p>
-        </w:tc>
-        <w:tc>
-          <w:tcPr>
-            <w:tcW w:w="811" w:type="dxa"/>
-            <w:tcBorders/>
-            <w:vAlign w:val="center"/>
-          </w:tcPr>
-          <w:p>
-            <w:pPr>
-              <w:pStyle w:val="TableContents"/>
-              <w:bidi w:val="0"/>
-              <w:ind w:hanging="0" w:left="0" w:right="0"/>
-              <w:jc w:val="center"/>
-              <w:rPr/>
-            </w:pPr>
-            <w:r>
-              <w:rPr/>
-              <w:t>EEF8</w:t>
-            </w:r>
-          </w:p>
-        </w:tc>
-        <w:tc>
-          <w:tcPr>
-            <w:tcW w:w="790" w:type="dxa"/>
-            <w:tcBorders/>
-            <w:vAlign w:val="center"/>
-          </w:tcPr>
-          <w:p>
-            <w:pPr>
-              <w:pStyle w:val="TableContents"/>
-              <w:bidi w:val="0"/>
-              <w:ind w:hanging="0" w:left="0" w:right="0"/>
-              <w:jc w:val="center"/>
-              <w:rPr/>
-            </w:pPr>
-            <w:r>
-              <w:rPr/>
               <w:t>303</w:t>
             </w:r>
           </w:p>
@@ -4354,7 +4317,7 @@
         </w:tc>
         <w:tc>
           <w:tcPr>
-            <w:tcW w:w="808" w:type="dxa"/>
+            <w:tcW w:w="807" w:type="dxa"/>
             <w:tcBorders/>
             <w:vAlign w:val="center"/>
           </w:tcPr>
@@ -4374,7 +4337,7 @@
         </w:tc>
         <w:tc>
           <w:tcPr>
-            <w:tcW w:w="808" w:type="dxa"/>
+            <w:tcW w:w="809" w:type="dxa"/>
             <w:tcBorders/>
             <w:vAlign w:val="center"/>
           </w:tcPr>
@@ -4394,7 +4357,7 @@
         </w:tc>
         <w:tc>
           <w:tcPr>
-            <w:tcW w:w="815" w:type="dxa"/>
+            <w:tcW w:w="814" w:type="dxa"/>
             <w:tcBorders/>
             <w:vAlign w:val="center"/>
           </w:tcPr>
@@ -4414,7 +4377,7 @@
         </w:tc>
         <w:tc>
           <w:tcPr>
-            <w:tcW w:w="790" w:type="dxa"/>
+            <w:tcW w:w="791" w:type="dxa"/>
             <w:tcBorders/>
             <w:vAlign w:val="center"/>
           </w:tcPr>
@@ -4457,7 +4420,7 @@
         <w:trPr/>
         <w:tc>
           <w:tcPr>
-            <w:tcW w:w="805" w:type="dxa"/>
+            <w:tcW w:w="804" w:type="dxa"/>
             <w:tcBorders/>
             <w:vAlign w:val="center"/>
           </w:tcPr>
@@ -4477,7 +4440,7 @@
         </w:tc>
         <w:tc>
           <w:tcPr>
-            <w:tcW w:w="811" w:type="dxa"/>
+            <w:tcW w:w="812" w:type="dxa"/>
             <w:tcBorders/>
             <w:vAlign w:val="center"/>
           </w:tcPr>
@@ -4497,6 +4460,46 @@
         </w:tc>
         <w:tc>
           <w:tcPr>
+            <w:tcW w:w="789" w:type="dxa"/>
+            <w:tcBorders/>
+            <w:vAlign w:val="center"/>
+          </w:tcPr>
+          <w:p>
+            <w:pPr>
+              <w:pStyle w:val="TableContents"/>
+              <w:bidi w:val="0"/>
+              <w:ind w:hanging="0" w:left="0" w:right="0"/>
+              <w:jc w:val="center"/>
+              <w:rPr/>
+            </w:pPr>
+            <w:r>
+              <w:rPr/>
+              <w:t>30C</w:t>
+            </w:r>
+          </w:p>
+        </w:tc>
+        <w:tc>
+          <w:tcPr>
+            <w:tcW w:w="812" w:type="dxa"/>
+            <w:tcBorders/>
+            <w:vAlign w:val="center"/>
+          </w:tcPr>
+          <w:p>
+            <w:pPr>
+              <w:pStyle w:val="TableContents"/>
+              <w:bidi w:val="0"/>
+              <w:ind w:hanging="0" w:left="0" w:right="0"/>
+              <w:jc w:val="center"/>
+              <w:rPr/>
+            </w:pPr>
+            <w:r>
+              <w:rPr/>
+              <w:t>7EF6</w:t>
+            </w:r>
+          </w:p>
+        </w:tc>
+        <w:tc>
+          <w:tcPr>
             <w:tcW w:w="790" w:type="dxa"/>
             <w:tcBorders/>
             <w:vAlign w:val="center"/>
@@ -4511,46 +4514,6 @@
             </w:pPr>
             <w:r>
               <w:rPr/>
-              <w:t>30C</w:t>
-            </w:r>
-          </w:p>
-        </w:tc>
-        <w:tc>
-          <w:tcPr>
-            <w:tcW w:w="811" w:type="dxa"/>
-            <w:tcBorders/>
-            <w:vAlign w:val="center"/>
-          </w:tcPr>
-          <w:p>
-            <w:pPr>
-              <w:pStyle w:val="TableContents"/>
-              <w:bidi w:val="0"/>
-              <w:ind w:hanging="0" w:left="0" w:right="0"/>
-              <w:jc w:val="center"/>
-              <w:rPr/>
-            </w:pPr>
-            <w:r>
-              <w:rPr/>
-              <w:t>7EF6</w:t>
-            </w:r>
-          </w:p>
-        </w:tc>
-        <w:tc>
-          <w:tcPr>
-            <w:tcW w:w="790" w:type="dxa"/>
-            <w:tcBorders/>
-            <w:vAlign w:val="center"/>
-          </w:tcPr>
-          <w:p>
-            <w:pPr>
-              <w:pStyle w:val="TableContents"/>
-              <w:bidi w:val="0"/>
-              <w:ind w:hanging="0" w:left="0" w:right="0"/>
-              <w:jc w:val="center"/>
-              <w:rPr/>
-            </w:pPr>
-            <w:r>
-              <w:rPr/>
               <w:t>302</w:t>
             </w:r>
           </w:p>
@@ -4597,7 +4560,7 @@
         </w:tc>
         <w:tc>
           <w:tcPr>
-            <w:tcW w:w="808" w:type="dxa"/>
+            <w:tcW w:w="807" w:type="dxa"/>
             <w:tcBorders/>
             <w:vAlign w:val="center"/>
           </w:tcPr>
@@ -4617,7 +4580,7 @@
         </w:tc>
         <w:tc>
           <w:tcPr>
-            <w:tcW w:w="808" w:type="dxa"/>
+            <w:tcW w:w="809" w:type="dxa"/>
             <w:tcBorders/>
             <w:vAlign w:val="center"/>
           </w:tcPr>
@@ -4637,7 +4600,7 @@
         </w:tc>
         <w:tc>
           <w:tcPr>
-            <w:tcW w:w="815" w:type="dxa"/>
+            <w:tcW w:w="814" w:type="dxa"/>
             <w:tcBorders/>
             <w:vAlign w:val="center"/>
           </w:tcPr>
@@ -4657,7 +4620,7 @@
         </w:tc>
         <w:tc>
           <w:tcPr>
-            <w:tcW w:w="790" w:type="dxa"/>
+            <w:tcW w:w="791" w:type="dxa"/>
             <w:tcBorders/>
             <w:vAlign w:val="center"/>
           </w:tcPr>
@@ -4710,7 +4673,7 @@
         <w:trPr/>
         <w:tc>
           <w:tcPr>
-            <w:tcW w:w="805" w:type="dxa"/>
+            <w:tcW w:w="804" w:type="dxa"/>
             <w:tcBorders/>
             <w:vAlign w:val="center"/>
           </w:tcPr>
@@ -4730,7 +4693,7 @@
         </w:tc>
         <w:tc>
           <w:tcPr>
-            <w:tcW w:w="811" w:type="dxa"/>
+            <w:tcW w:w="812" w:type="dxa"/>
             <w:tcBorders/>
             <w:vAlign w:val="center"/>
           </w:tcPr>
@@ -4750,6 +4713,46 @@
         </w:tc>
         <w:tc>
           <w:tcPr>
+            <w:tcW w:w="789" w:type="dxa"/>
+            <w:tcBorders/>
+            <w:vAlign w:val="center"/>
+          </w:tcPr>
+          <w:p>
+            <w:pPr>
+              <w:pStyle w:val="TableContents"/>
+              <w:bidi w:val="0"/>
+              <w:ind w:hanging="0" w:left="0" w:right="0"/>
+              <w:jc w:val="center"/>
+              <w:rPr/>
+            </w:pPr>
+            <w:r>
+              <w:rPr/>
+              <w:t>30D</w:t>
+            </w:r>
+          </w:p>
+        </w:tc>
+        <w:tc>
+          <w:tcPr>
+            <w:tcW w:w="812" w:type="dxa"/>
+            <w:tcBorders/>
+            <w:vAlign w:val="center"/>
+          </w:tcPr>
+          <w:p>
+            <w:pPr>
+              <w:pStyle w:val="TableContents"/>
+              <w:bidi w:val="0"/>
+              <w:ind w:hanging="0" w:left="0" w:right="0"/>
+              <w:jc w:val="center"/>
+              <w:rPr/>
+            </w:pPr>
+            <w:r>
+              <w:rPr/>
+              <w:t>F00F</w:t>
+            </w:r>
+          </w:p>
+        </w:tc>
+        <w:tc>
+          <w:tcPr>
             <w:tcW w:w="790" w:type="dxa"/>
             <w:tcBorders/>
             <w:vAlign w:val="center"/>
@@ -4764,13 +4767,13 @@
             </w:pPr>
             <w:r>
               <w:rPr/>
-              <w:t>30D</w:t>
-            </w:r>
-          </w:p>
-        </w:tc>
-        <w:tc>
-          <w:tcPr>
-            <w:tcW w:w="811" w:type="dxa"/>
+              <w:t>30C</w:t>
+            </w:r>
+          </w:p>
+        </w:tc>
+        <w:tc>
+          <w:tcPr>
+            <w:tcW w:w="808" w:type="dxa"/>
             <w:tcBorders/>
             <w:vAlign w:val="center"/>
           </w:tcPr>
@@ -4790,46 +4793,6 @@
         </w:tc>
         <w:tc>
           <w:tcPr>
-            <w:tcW w:w="790" w:type="dxa"/>
-            <w:tcBorders/>
-            <w:vAlign w:val="center"/>
-          </w:tcPr>
-          <w:p>
-            <w:pPr>
-              <w:pStyle w:val="TableContents"/>
-              <w:bidi w:val="0"/>
-              <w:ind w:hanging="0" w:left="0" w:right="0"/>
-              <w:jc w:val="center"/>
-              <w:rPr/>
-            </w:pPr>
-            <w:r>
-              <w:rPr/>
-              <w:t>30C</w:t>
-            </w:r>
-          </w:p>
-        </w:tc>
-        <w:tc>
-          <w:tcPr>
-            <w:tcW w:w="808" w:type="dxa"/>
-            <w:tcBorders/>
-            <w:vAlign w:val="center"/>
-          </w:tcPr>
-          <w:p>
-            <w:pPr>
-              <w:pStyle w:val="TableContents"/>
-              <w:bidi w:val="0"/>
-              <w:ind w:hanging="0" w:left="0" w:right="0"/>
-              <w:jc w:val="center"/>
-              <w:rPr/>
-            </w:pPr>
-            <w:r>
-              <w:rPr/>
-              <w:t>F00F</w:t>
-            </w:r>
-          </w:p>
-        </w:tc>
-        <w:tc>
-          <w:tcPr>
             <w:tcW w:w="775" w:type="dxa"/>
             <w:tcBorders/>
             <w:vAlign w:val="center"/>
@@ -4850,7 +4813,7 @@
         </w:tc>
         <w:tc>
           <w:tcPr>
-            <w:tcW w:w="808" w:type="dxa"/>
+            <w:tcW w:w="807" w:type="dxa"/>
             <w:tcBorders/>
             <w:vAlign w:val="center"/>
           </w:tcPr>
@@ -4870,7 +4833,7 @@
         </w:tc>
         <w:tc>
           <w:tcPr>
-            <w:tcW w:w="808" w:type="dxa"/>
+            <w:tcW w:w="809" w:type="dxa"/>
             <w:tcBorders/>
             <w:vAlign w:val="center"/>
           </w:tcPr>
@@ -4890,7 +4853,7 @@
         </w:tc>
         <w:tc>
           <w:tcPr>
-            <w:tcW w:w="815" w:type="dxa"/>
+            <w:tcW w:w="814" w:type="dxa"/>
             <w:tcBorders/>
             <w:vAlign w:val="center"/>
           </w:tcPr>
@@ -4910,7 +4873,7 @@
         </w:tc>
         <w:tc>
           <w:tcPr>
-            <w:tcW w:w="790" w:type="dxa"/>
+            <w:tcW w:w="791" w:type="dxa"/>
             <w:tcBorders/>
             <w:vAlign w:val="center"/>
           </w:tcPr>
@@ -4963,7 +4926,7 @@
         <w:trPr/>
         <w:tc>
           <w:tcPr>
-            <w:tcW w:w="805" w:type="dxa"/>
+            <w:tcW w:w="804" w:type="dxa"/>
             <w:tcBorders/>
             <w:vAlign w:val="center"/>
           </w:tcPr>
@@ -4983,7 +4946,7 @@
         </w:tc>
         <w:tc>
           <w:tcPr>
-            <w:tcW w:w="811" w:type="dxa"/>
+            <w:tcW w:w="812" w:type="dxa"/>
             <w:tcBorders/>
             <w:vAlign w:val="center"/>
           </w:tcPr>
@@ -5003,6 +4966,46 @@
         </w:tc>
         <w:tc>
           <w:tcPr>
+            <w:tcW w:w="789" w:type="dxa"/>
+            <w:tcBorders/>
+            <w:vAlign w:val="center"/>
+          </w:tcPr>
+          <w:p>
+            <w:pPr>
+              <w:pStyle w:val="TableContents"/>
+              <w:bidi w:val="0"/>
+              <w:ind w:hanging="0" w:left="0" w:right="0"/>
+              <w:jc w:val="center"/>
+              <w:rPr/>
+            </w:pPr>
+            <w:r>
+              <w:rPr/>
+              <w:t>30E</w:t>
+            </w:r>
+          </w:p>
+        </w:tc>
+        <w:tc>
+          <w:tcPr>
+            <w:tcW w:w="812" w:type="dxa"/>
+            <w:tcBorders/>
+            <w:vAlign w:val="center"/>
+          </w:tcPr>
+          <w:p>
+            <w:pPr>
+              <w:pStyle w:val="TableContents"/>
+              <w:bidi w:val="0"/>
+              <w:ind w:hanging="0" w:left="0" w:right="0"/>
+              <w:jc w:val="center"/>
+              <w:rPr/>
+            </w:pPr>
+            <w:r>
+              <w:rPr/>
+              <w:t>200</w:t>
+            </w:r>
+          </w:p>
+        </w:tc>
+        <w:tc>
+          <w:tcPr>
             <w:tcW w:w="790" w:type="dxa"/>
             <w:tcBorders/>
             <w:vAlign w:val="center"/>
@@ -5017,13 +5020,13 @@
             </w:pPr>
             <w:r>
               <w:rPr/>
-              <w:t>30E</w:t>
-            </w:r>
-          </w:p>
-        </w:tc>
-        <w:tc>
-          <w:tcPr>
-            <w:tcW w:w="811" w:type="dxa"/>
+              <w:t>30D</w:t>
+            </w:r>
+          </w:p>
+        </w:tc>
+        <w:tc>
+          <w:tcPr>
+            <w:tcW w:w="808" w:type="dxa"/>
             <w:tcBorders/>
             <w:vAlign w:val="center"/>
           </w:tcPr>
@@ -5043,46 +5046,6 @@
         </w:tc>
         <w:tc>
           <w:tcPr>
-            <w:tcW w:w="790" w:type="dxa"/>
-            <w:tcBorders/>
-            <w:vAlign w:val="center"/>
-          </w:tcPr>
-          <w:p>
-            <w:pPr>
-              <w:pStyle w:val="TableContents"/>
-              <w:bidi w:val="0"/>
-              <w:ind w:hanging="0" w:left="0" w:right="0"/>
-              <w:jc w:val="center"/>
-              <w:rPr/>
-            </w:pPr>
-            <w:r>
-              <w:rPr/>
-              <w:t>30D</w:t>
-            </w:r>
-          </w:p>
-        </w:tc>
-        <w:tc>
-          <w:tcPr>
-            <w:tcW w:w="808" w:type="dxa"/>
-            <w:tcBorders/>
-            <w:vAlign w:val="center"/>
-          </w:tcPr>
-          <w:p>
-            <w:pPr>
-              <w:pStyle w:val="TableContents"/>
-              <w:bidi w:val="0"/>
-              <w:ind w:hanging="0" w:left="0" w:right="0"/>
-              <w:jc w:val="center"/>
-              <w:rPr/>
-            </w:pPr>
-            <w:r>
-              <w:rPr/>
-              <w:t>200</w:t>
-            </w:r>
-          </w:p>
-        </w:tc>
-        <w:tc>
-          <w:tcPr>
             <w:tcW w:w="775" w:type="dxa"/>
             <w:tcBorders/>
             <w:vAlign w:val="center"/>
@@ -5103,7 +5066,7 @@
         </w:tc>
         <w:tc>
           <w:tcPr>
-            <w:tcW w:w="808" w:type="dxa"/>
+            <w:tcW w:w="807" w:type="dxa"/>
             <w:tcBorders/>
             <w:vAlign w:val="center"/>
           </w:tcPr>
@@ -5123,7 +5086,7 @@
         </w:tc>
         <w:tc>
           <w:tcPr>
-            <w:tcW w:w="808" w:type="dxa"/>
+            <w:tcW w:w="809" w:type="dxa"/>
             <w:tcBorders/>
             <w:vAlign w:val="center"/>
           </w:tcPr>
@@ -5143,7 +5106,7 @@
         </w:tc>
         <w:tc>
           <w:tcPr>
-            <w:tcW w:w="815" w:type="dxa"/>
+            <w:tcW w:w="814" w:type="dxa"/>
             <w:tcBorders/>
             <w:vAlign w:val="center"/>
           </w:tcPr>
@@ -5163,7 +5126,7 @@
         </w:tc>
         <w:tc>
           <w:tcPr>
-            <w:tcW w:w="790" w:type="dxa"/>
+            <w:tcW w:w="791" w:type="dxa"/>
             <w:tcBorders/>
             <w:vAlign w:val="center"/>
           </w:tcPr>
@@ -5216,7 +5179,7 @@
         <w:trPr/>
         <w:tc>
           <w:tcPr>
-            <w:tcW w:w="805" w:type="dxa"/>
+            <w:tcW w:w="804" w:type="dxa"/>
             <w:tcBorders/>
             <w:vAlign w:val="center"/>
           </w:tcPr>
@@ -5236,7 +5199,7 @@
         </w:tc>
         <w:tc>
           <w:tcPr>
-            <w:tcW w:w="811" w:type="dxa"/>
+            <w:tcW w:w="812" w:type="dxa"/>
             <w:tcBorders/>
             <w:vAlign w:val="center"/>
           </w:tcPr>
@@ -5256,6 +5219,46 @@
         </w:tc>
         <w:tc>
           <w:tcPr>
+            <w:tcW w:w="789" w:type="dxa"/>
+            <w:tcBorders/>
+            <w:vAlign w:val="center"/>
+          </w:tcPr>
+          <w:p>
+            <w:pPr>
+              <w:pStyle w:val="TableContents"/>
+              <w:bidi w:val="0"/>
+              <w:ind w:hanging="0" w:left="0" w:right="0"/>
+              <w:jc w:val="center"/>
+              <w:rPr/>
+            </w:pPr>
+            <w:r>
+              <w:rPr/>
+              <w:t>30F</w:t>
+            </w:r>
+          </w:p>
+        </w:tc>
+        <w:tc>
+          <w:tcPr>
+            <w:tcW w:w="812" w:type="dxa"/>
+            <w:tcBorders/>
+            <w:vAlign w:val="center"/>
+          </w:tcPr>
+          <w:p>
+            <w:pPr>
+              <w:pStyle w:val="TableContents"/>
+              <w:bidi w:val="0"/>
+              <w:ind w:hanging="0" w:left="0" w:right="0"/>
+              <w:jc w:val="center"/>
+              <w:rPr/>
+            </w:pPr>
+            <w:r>
+              <w:rPr/>
+              <w:t>1207</w:t>
+            </w:r>
+          </w:p>
+        </w:tc>
+        <w:tc>
+          <w:tcPr>
             <w:tcW w:w="790" w:type="dxa"/>
             <w:tcBorders/>
             <w:vAlign w:val="center"/>
@@ -5270,13 +5273,13 @@
             </w:pPr>
             <w:r>
               <w:rPr/>
-              <w:t>30F</w:t>
-            </w:r>
-          </w:p>
-        </w:tc>
-        <w:tc>
-          <w:tcPr>
-            <w:tcW w:w="811" w:type="dxa"/>
+              <w:t>30E</w:t>
+            </w:r>
+          </w:p>
+        </w:tc>
+        <w:tc>
+          <w:tcPr>
+            <w:tcW w:w="808" w:type="dxa"/>
             <w:tcBorders/>
             <w:vAlign w:val="center"/>
           </w:tcPr>
@@ -5296,46 +5299,6 @@
         </w:tc>
         <w:tc>
           <w:tcPr>
-            <w:tcW w:w="790" w:type="dxa"/>
-            <w:tcBorders/>
-            <w:vAlign w:val="center"/>
-          </w:tcPr>
-          <w:p>
-            <w:pPr>
-              <w:pStyle w:val="TableContents"/>
-              <w:bidi w:val="0"/>
-              <w:ind w:hanging="0" w:left="0" w:right="0"/>
-              <w:jc w:val="center"/>
-              <w:rPr/>
-            </w:pPr>
-            <w:r>
-              <w:rPr/>
-              <w:t>30E</w:t>
-            </w:r>
-          </w:p>
-        </w:tc>
-        <w:tc>
-          <w:tcPr>
-            <w:tcW w:w="808" w:type="dxa"/>
-            <w:tcBorders/>
-            <w:vAlign w:val="center"/>
-          </w:tcPr>
-          <w:p>
-            <w:pPr>
-              <w:pStyle w:val="TableContents"/>
-              <w:bidi w:val="0"/>
-              <w:ind w:hanging="0" w:left="0" w:right="0"/>
-              <w:jc w:val="center"/>
-              <w:rPr/>
-            </w:pPr>
-            <w:r>
-              <w:rPr/>
-              <w:t>1207</w:t>
-            </w:r>
-          </w:p>
-        </w:tc>
-        <w:tc>
-          <w:tcPr>
             <w:tcW w:w="775" w:type="dxa"/>
             <w:tcBorders/>
             <w:vAlign w:val="center"/>
@@ -5356,7 +5319,7 @@
         </w:tc>
         <w:tc>
           <w:tcPr>
-            <w:tcW w:w="808" w:type="dxa"/>
+            <w:tcW w:w="807" w:type="dxa"/>
             <w:tcBorders/>
             <w:vAlign w:val="center"/>
           </w:tcPr>
@@ -5376,7 +5339,7 @@
         </w:tc>
         <w:tc>
           <w:tcPr>
-            <w:tcW w:w="808" w:type="dxa"/>
+            <w:tcW w:w="809" w:type="dxa"/>
             <w:tcBorders/>
             <w:vAlign w:val="center"/>
           </w:tcPr>
@@ -5396,7 +5359,7 @@
         </w:tc>
         <w:tc>
           <w:tcPr>
-            <w:tcW w:w="815" w:type="dxa"/>
+            <w:tcW w:w="814" w:type="dxa"/>
             <w:tcBorders/>
             <w:vAlign w:val="center"/>
           </w:tcPr>
@@ -5416,7 +5379,7 @@
         </w:tc>
         <w:tc>
           <w:tcPr>
-            <w:tcW w:w="790" w:type="dxa"/>
+            <w:tcW w:w="791" w:type="dxa"/>
             <w:tcBorders/>
             <w:vAlign w:val="center"/>
           </w:tcPr>
@@ -5469,7 +5432,7 @@
         <w:trPr/>
         <w:tc>
           <w:tcPr>
-            <w:tcW w:w="805" w:type="dxa"/>
+            <w:tcW w:w="804" w:type="dxa"/>
             <w:tcBorders/>
             <w:vAlign w:val="center"/>
           </w:tcPr>
@@ -5489,7 +5452,7 @@
         </w:tc>
         <w:tc>
           <w:tcPr>
-            <w:tcW w:w="811" w:type="dxa"/>
+            <w:tcW w:w="812" w:type="dxa"/>
             <w:tcBorders/>
             <w:vAlign w:val="center"/>
           </w:tcPr>
@@ -5509,6 +5472,46 @@
         </w:tc>
         <w:tc>
           <w:tcPr>
+            <w:tcW w:w="789" w:type="dxa"/>
+            <w:tcBorders/>
+            <w:vAlign w:val="center"/>
+          </w:tcPr>
+          <w:p>
+            <w:pPr>
+              <w:pStyle w:val="TableContents"/>
+              <w:bidi w:val="0"/>
+              <w:ind w:hanging="0" w:left="0" w:right="0"/>
+              <w:jc w:val="center"/>
+              <w:rPr/>
+            </w:pPr>
+            <w:r>
+              <w:rPr/>
+              <w:t>310</w:t>
+            </w:r>
+          </w:p>
+        </w:tc>
+        <w:tc>
+          <w:tcPr>
+            <w:tcW w:w="812" w:type="dxa"/>
+            <w:tcBorders/>
+            <w:vAlign w:val="center"/>
+          </w:tcPr>
+          <w:p>
+            <w:pPr>
+              <w:pStyle w:val="TableContents"/>
+              <w:bidi w:val="0"/>
+              <w:ind w:hanging="0" w:left="0" w:right="0"/>
+              <w:jc w:val="center"/>
+              <w:rPr/>
+            </w:pPr>
+            <w:r>
+              <w:rPr/>
+              <w:t>2F40</w:t>
+            </w:r>
+          </w:p>
+        </w:tc>
+        <w:tc>
+          <w:tcPr>
             <w:tcW w:w="790" w:type="dxa"/>
             <w:tcBorders/>
             <w:vAlign w:val="center"/>
@@ -5523,46 +5526,6 @@
             </w:pPr>
             <w:r>
               <w:rPr/>
-              <w:t>310</w:t>
-            </w:r>
-          </w:p>
-        </w:tc>
-        <w:tc>
-          <w:tcPr>
-            <w:tcW w:w="811" w:type="dxa"/>
-            <w:tcBorders/>
-            <w:vAlign w:val="center"/>
-          </w:tcPr>
-          <w:p>
-            <w:pPr>
-              <w:pStyle w:val="TableContents"/>
-              <w:bidi w:val="0"/>
-              <w:ind w:hanging="0" w:left="0" w:right="0"/>
-              <w:jc w:val="center"/>
-              <w:rPr/>
-            </w:pPr>
-            <w:r>
-              <w:rPr/>
-              <w:t>2F40</w:t>
-            </w:r>
-          </w:p>
-        </w:tc>
-        <w:tc>
-          <w:tcPr>
-            <w:tcW w:w="790" w:type="dxa"/>
-            <w:tcBorders/>
-            <w:vAlign w:val="center"/>
-          </w:tcPr>
-          <w:p>
-            <w:pPr>
-              <w:pStyle w:val="TableContents"/>
-              <w:bidi w:val="0"/>
-              <w:ind w:hanging="0" w:left="0" w:right="0"/>
-              <w:jc w:val="center"/>
-              <w:rPr/>
-            </w:pPr>
-            <w:r>
-              <w:rPr/>
               <w:t>30F</w:t>
             </w:r>
           </w:p>
@@ -5609,7 +5572,7 @@
         </w:tc>
         <w:tc>
           <w:tcPr>
-            <w:tcW w:w="808" w:type="dxa"/>
+            <w:tcW w:w="807" w:type="dxa"/>
             <w:tcBorders/>
             <w:vAlign w:val="center"/>
           </w:tcPr>
@@ -5629,7 +5592,7 @@
         </w:tc>
         <w:tc>
           <w:tcPr>
-            <w:tcW w:w="808" w:type="dxa"/>
+            <w:tcW w:w="809" w:type="dxa"/>
             <w:tcBorders/>
             <w:vAlign w:val="center"/>
           </w:tcPr>
@@ -5649,7 +5612,7 @@
         </w:tc>
         <w:tc>
           <w:tcPr>
-            <w:tcW w:w="815" w:type="dxa"/>
+            <w:tcW w:w="814" w:type="dxa"/>
             <w:tcBorders/>
             <w:vAlign w:val="center"/>
           </w:tcPr>
@@ -5669,7 +5632,7 @@
         </w:tc>
         <w:tc>
           <w:tcPr>
-            <w:tcW w:w="790" w:type="dxa"/>
+            <w:tcW w:w="791" w:type="dxa"/>
             <w:tcBorders/>
             <w:vAlign w:val="center"/>
           </w:tcPr>
@@ -5722,7 +5685,7 @@
         <w:trPr/>
         <w:tc>
           <w:tcPr>
-            <w:tcW w:w="805" w:type="dxa"/>
+            <w:tcW w:w="804" w:type="dxa"/>
             <w:tcBorders/>
             <w:vAlign w:val="center"/>
           </w:tcPr>
@@ -5742,7 +5705,7 @@
         </w:tc>
         <w:tc>
           <w:tcPr>
-            <w:tcW w:w="811" w:type="dxa"/>
+            <w:tcW w:w="812" w:type="dxa"/>
             <w:tcBorders/>
             <w:vAlign w:val="center"/>
           </w:tcPr>
@@ -5762,6 +5725,46 @@
         </w:tc>
         <w:tc>
           <w:tcPr>
+            <w:tcW w:w="789" w:type="dxa"/>
+            <w:tcBorders/>
+            <w:vAlign w:val="center"/>
+          </w:tcPr>
+          <w:p>
+            <w:pPr>
+              <w:pStyle w:val="TableContents"/>
+              <w:bidi w:val="0"/>
+              <w:ind w:hanging="0" w:left="0" w:right="0"/>
+              <w:jc w:val="center"/>
+              <w:rPr/>
+            </w:pPr>
+            <w:r>
+              <w:rPr/>
+              <w:t>311</w:t>
+            </w:r>
+          </w:p>
+        </w:tc>
+        <w:tc>
+          <w:tcPr>
+            <w:tcW w:w="812" w:type="dxa"/>
+            <w:tcBorders/>
+            <w:vAlign w:val="center"/>
+          </w:tcPr>
+          <w:p>
+            <w:pPr>
+              <w:pStyle w:val="TableContents"/>
+              <w:bidi w:val="0"/>
+              <w:ind w:hanging="0" w:left="0" w:right="0"/>
+              <w:jc w:val="center"/>
+              <w:rPr/>
+            </w:pPr>
+            <w:r>
+              <w:rPr/>
+              <w:t>F0FD</w:t>
+            </w:r>
+          </w:p>
+        </w:tc>
+        <w:tc>
+          <w:tcPr>
             <w:tcW w:w="790" w:type="dxa"/>
             <w:tcBorders/>
             <w:vAlign w:val="center"/>
@@ -5776,13 +5779,13 @@
             </w:pPr>
             <w:r>
               <w:rPr/>
-              <w:t>311</w:t>
-            </w:r>
-          </w:p>
-        </w:tc>
-        <w:tc>
-          <w:tcPr>
-            <w:tcW w:w="811" w:type="dxa"/>
+              <w:t>310</w:t>
+            </w:r>
+          </w:p>
+        </w:tc>
+        <w:tc>
+          <w:tcPr>
+            <w:tcW w:w="808" w:type="dxa"/>
             <w:tcBorders/>
             <w:vAlign w:val="center"/>
           </w:tcPr>
@@ -5802,7 +5805,27 @@
         </w:tc>
         <w:tc>
           <w:tcPr>
-            <w:tcW w:w="790" w:type="dxa"/>
+            <w:tcW w:w="775" w:type="dxa"/>
+            <w:tcBorders/>
+            <w:vAlign w:val="center"/>
+          </w:tcPr>
+          <w:p>
+            <w:pPr>
+              <w:pStyle w:val="TableContents"/>
+              <w:bidi w:val="0"/>
+              <w:ind w:hanging="0" w:left="0" w:right="0"/>
+              <w:jc w:val="center"/>
+              <w:rPr/>
+            </w:pPr>
+            <w:r>
+              <w:rPr/>
+              <w:t>0</w:t>
+            </w:r>
+          </w:p>
+        </w:tc>
+        <w:tc>
+          <w:tcPr>
+            <w:tcW w:w="807" w:type="dxa"/>
             <w:tcBorders/>
             <w:vAlign w:val="center"/>
           </w:tcPr>
@@ -5822,67 +5845,7 @@
         </w:tc>
         <w:tc>
           <w:tcPr>
-            <w:tcW w:w="808" w:type="dxa"/>
-            <w:tcBorders/>
-            <w:vAlign w:val="center"/>
-          </w:tcPr>
-          <w:p>
-            <w:pPr>
-              <w:pStyle w:val="TableContents"/>
-              <w:bidi w:val="0"/>
-              <w:ind w:hanging="0" w:left="0" w:right="0"/>
-              <w:jc w:val="center"/>
-              <w:rPr/>
-            </w:pPr>
-            <w:r>
-              <w:rPr/>
-              <w:t>F0FD</w:t>
-            </w:r>
-          </w:p>
-        </w:tc>
-        <w:tc>
-          <w:tcPr>
-            <w:tcW w:w="775" w:type="dxa"/>
-            <w:tcBorders/>
-            <w:vAlign w:val="center"/>
-          </w:tcPr>
-          <w:p>
-            <w:pPr>
-              <w:pStyle w:val="TableContents"/>
-              <w:bidi w:val="0"/>
-              <w:ind w:hanging="0" w:left="0" w:right="0"/>
-              <w:jc w:val="center"/>
-              <w:rPr/>
-            </w:pPr>
-            <w:r>
-              <w:rPr/>
-              <w:t>0</w:t>
-            </w:r>
-          </w:p>
-        </w:tc>
-        <w:tc>
-          <w:tcPr>
-            <w:tcW w:w="808" w:type="dxa"/>
-            <w:tcBorders/>
-            <w:vAlign w:val="center"/>
-          </w:tcPr>
-          <w:p>
-            <w:pPr>
-              <w:pStyle w:val="TableContents"/>
-              <w:bidi w:val="0"/>
-              <w:ind w:hanging="0" w:left="0" w:right="0"/>
-              <w:jc w:val="center"/>
-              <w:rPr/>
-            </w:pPr>
-            <w:r>
-              <w:rPr/>
-              <w:t>310</w:t>
-            </w:r>
-          </w:p>
-        </w:tc>
-        <w:tc>
-          <w:tcPr>
-            <w:tcW w:w="808" w:type="dxa"/>
+            <w:tcW w:w="809" w:type="dxa"/>
             <w:tcBorders/>
             <w:vAlign w:val="center"/>
           </w:tcPr>
@@ -5902,7 +5865,7 @@
         </w:tc>
         <w:tc>
           <w:tcPr>
-            <w:tcW w:w="815" w:type="dxa"/>
+            <w:tcW w:w="814" w:type="dxa"/>
             <w:tcBorders/>
             <w:vAlign w:val="center"/>
           </w:tcPr>
@@ -5922,7 +5885,7 @@
         </w:tc>
         <w:tc>
           <w:tcPr>
-            <w:tcW w:w="790" w:type="dxa"/>
+            <w:tcW w:w="791" w:type="dxa"/>
             <w:tcBorders/>
             <w:vAlign w:val="center"/>
           </w:tcPr>
@@ -5975,7 +5938,7 @@
         <w:trPr/>
         <w:tc>
           <w:tcPr>
-            <w:tcW w:w="805" w:type="dxa"/>
+            <w:tcW w:w="804" w:type="dxa"/>
             <w:tcBorders/>
             <w:vAlign w:val="center"/>
           </w:tcPr>
@@ -5995,7 +5958,7 @@
         </w:tc>
         <w:tc>
           <w:tcPr>
-            <w:tcW w:w="811" w:type="dxa"/>
+            <w:tcW w:w="812" w:type="dxa"/>
             <w:tcBorders/>
             <w:vAlign w:val="center"/>
           </w:tcPr>
@@ -6015,6 +5978,46 @@
         </w:tc>
         <w:tc>
           <w:tcPr>
+            <w:tcW w:w="789" w:type="dxa"/>
+            <w:tcBorders/>
+            <w:vAlign w:val="center"/>
+          </w:tcPr>
+          <w:p>
+            <w:pPr>
+              <w:pStyle w:val="TableContents"/>
+              <w:bidi w:val="0"/>
+              <w:ind w:hanging="0" w:left="0" w:right="0"/>
+              <w:jc w:val="center"/>
+              <w:rPr/>
+            </w:pPr>
+            <w:r>
+              <w:rPr/>
+              <w:t>312</w:t>
+            </w:r>
+          </w:p>
+        </w:tc>
+        <w:tc>
+          <w:tcPr>
+            <w:tcW w:w="812" w:type="dxa"/>
+            <w:tcBorders/>
+            <w:vAlign w:val="center"/>
+          </w:tcPr>
+          <w:p>
+            <w:pPr>
+              <w:pStyle w:val="TableContents"/>
+              <w:bidi w:val="0"/>
+              <w:ind w:hanging="0" w:left="0" w:right="0"/>
+              <w:jc w:val="center"/>
+              <w:rPr/>
+            </w:pPr>
+            <w:r>
+              <w:rPr/>
+              <w:t>1206</w:t>
+            </w:r>
+          </w:p>
+        </w:tc>
+        <w:tc>
+          <w:tcPr>
             <w:tcW w:w="790" w:type="dxa"/>
             <w:tcBorders/>
             <w:vAlign w:val="center"/>
@@ -6029,13 +6032,13 @@
             </w:pPr>
             <w:r>
               <w:rPr/>
-              <w:t>312</w:t>
-            </w:r>
-          </w:p>
-        </w:tc>
-        <w:tc>
-          <w:tcPr>
-            <w:tcW w:w="811" w:type="dxa"/>
+              <w:t>311</w:t>
+            </w:r>
+          </w:p>
+        </w:tc>
+        <w:tc>
+          <w:tcPr>
+            <w:tcW w:w="808" w:type="dxa"/>
             <w:tcBorders/>
             <w:vAlign w:val="center"/>
           </w:tcPr>
@@ -6055,7 +6058,27 @@
         </w:tc>
         <w:tc>
           <w:tcPr>
-            <w:tcW w:w="790" w:type="dxa"/>
+            <w:tcW w:w="775" w:type="dxa"/>
+            <w:tcBorders/>
+            <w:vAlign w:val="center"/>
+          </w:tcPr>
+          <w:p>
+            <w:pPr>
+              <w:pStyle w:val="TableContents"/>
+              <w:bidi w:val="0"/>
+              <w:ind w:hanging="0" w:left="0" w:right="0"/>
+              <w:jc w:val="center"/>
+              <w:rPr/>
+            </w:pPr>
+            <w:r>
+              <w:rPr/>
+              <w:t>0</w:t>
+            </w:r>
+          </w:p>
+        </w:tc>
+        <w:tc>
+          <w:tcPr>
+            <w:tcW w:w="807" w:type="dxa"/>
             <w:tcBorders/>
             <w:vAlign w:val="center"/>
           </w:tcPr>
@@ -6075,67 +6098,7 @@
         </w:tc>
         <w:tc>
           <w:tcPr>
-            <w:tcW w:w="808" w:type="dxa"/>
-            <w:tcBorders/>
-            <w:vAlign w:val="center"/>
-          </w:tcPr>
-          <w:p>
-            <w:pPr>
-              <w:pStyle w:val="TableContents"/>
-              <w:bidi w:val="0"/>
-              <w:ind w:hanging="0" w:left="0" w:right="0"/>
-              <w:jc w:val="center"/>
-              <w:rPr/>
-            </w:pPr>
-            <w:r>
-              <w:rPr/>
-              <w:t>1206</w:t>
-            </w:r>
-          </w:p>
-        </w:tc>
-        <w:tc>
-          <w:tcPr>
-            <w:tcW w:w="775" w:type="dxa"/>
-            <w:tcBorders/>
-            <w:vAlign w:val="center"/>
-          </w:tcPr>
-          <w:p>
-            <w:pPr>
-              <w:pStyle w:val="TableContents"/>
-              <w:bidi w:val="0"/>
-              <w:ind w:hanging="0" w:left="0" w:right="0"/>
-              <w:jc w:val="center"/>
-              <w:rPr/>
-            </w:pPr>
-            <w:r>
-              <w:rPr/>
-              <w:t>0</w:t>
-            </w:r>
-          </w:p>
-        </w:tc>
-        <w:tc>
-          <w:tcPr>
-            <w:tcW w:w="808" w:type="dxa"/>
-            <w:tcBorders/>
-            <w:vAlign w:val="center"/>
-          </w:tcPr>
-          <w:p>
-            <w:pPr>
-              <w:pStyle w:val="TableContents"/>
-              <w:bidi w:val="0"/>
-              <w:ind w:hanging="0" w:left="0" w:right="0"/>
-              <w:jc w:val="center"/>
-              <w:rPr/>
-            </w:pPr>
-            <w:r>
-              <w:rPr/>
-              <w:t>311</w:t>
-            </w:r>
-          </w:p>
-        </w:tc>
-        <w:tc>
-          <w:tcPr>
-            <w:tcW w:w="808" w:type="dxa"/>
+            <w:tcW w:w="809" w:type="dxa"/>
             <w:tcBorders/>
             <w:vAlign w:val="center"/>
           </w:tcPr>
@@ -6155,7 +6118,7 @@
         </w:tc>
         <w:tc>
           <w:tcPr>
-            <w:tcW w:w="815" w:type="dxa"/>
+            <w:tcW w:w="814" w:type="dxa"/>
             <w:tcBorders/>
             <w:vAlign w:val="center"/>
           </w:tcPr>
@@ -6175,7 +6138,7 @@
         </w:tc>
         <w:tc>
           <w:tcPr>
-            <w:tcW w:w="790" w:type="dxa"/>
+            <w:tcW w:w="791" w:type="dxa"/>
             <w:tcBorders/>
             <w:vAlign w:val="center"/>
           </w:tcPr>
@@ -6228,7 +6191,7 @@
         <w:trPr/>
         <w:tc>
           <w:tcPr>
-            <w:tcW w:w="805" w:type="dxa"/>
+            <w:tcW w:w="804" w:type="dxa"/>
             <w:tcBorders/>
             <w:vAlign w:val="center"/>
           </w:tcPr>
@@ -6248,7 +6211,7 @@
         </w:tc>
         <w:tc>
           <w:tcPr>
-            <w:tcW w:w="811" w:type="dxa"/>
+            <w:tcW w:w="812" w:type="dxa"/>
             <w:tcBorders/>
             <w:vAlign w:val="center"/>
           </w:tcPr>
@@ -6268,6 +6231,46 @@
         </w:tc>
         <w:tc>
           <w:tcPr>
+            <w:tcW w:w="789" w:type="dxa"/>
+            <w:tcBorders/>
+            <w:vAlign w:val="center"/>
+          </w:tcPr>
+          <w:p>
+            <w:pPr>
+              <w:pStyle w:val="TableContents"/>
+              <w:bidi w:val="0"/>
+              <w:ind w:hanging="0" w:left="0" w:right="0"/>
+              <w:jc w:val="center"/>
+              <w:rPr/>
+            </w:pPr>
+            <w:r>
+              <w:rPr/>
+              <w:t>313</w:t>
+            </w:r>
+          </w:p>
+        </w:tc>
+        <w:tc>
+          <w:tcPr>
+            <w:tcW w:w="812" w:type="dxa"/>
+            <w:tcBorders/>
+            <w:vAlign w:val="center"/>
+          </w:tcPr>
+          <w:p>
+            <w:pPr>
+              <w:pStyle w:val="TableContents"/>
+              <w:bidi w:val="0"/>
+              <w:ind w:hanging="0" w:left="0" w:right="0"/>
+              <w:jc w:val="center"/>
+              <w:rPr/>
+            </w:pPr>
+            <w:r>
+              <w:rPr/>
+              <w:t>680</w:t>
+            </w:r>
+          </w:p>
+        </w:tc>
+        <w:tc>
+          <w:tcPr>
             <w:tcW w:w="790" w:type="dxa"/>
             <w:tcBorders/>
             <w:vAlign w:val="center"/>
@@ -6282,13 +6285,13 @@
             </w:pPr>
             <w:r>
               <w:rPr/>
-              <w:t>313</w:t>
-            </w:r>
-          </w:p>
-        </w:tc>
-        <w:tc>
-          <w:tcPr>
-            <w:tcW w:w="811" w:type="dxa"/>
+              <w:t>312</w:t>
+            </w:r>
+          </w:p>
+        </w:tc>
+        <w:tc>
+          <w:tcPr>
+            <w:tcW w:w="808" w:type="dxa"/>
             <w:tcBorders/>
             <w:vAlign w:val="center"/>
           </w:tcPr>
@@ -6308,7 +6311,27 @@
         </w:tc>
         <w:tc>
           <w:tcPr>
-            <w:tcW w:w="790" w:type="dxa"/>
+            <w:tcW w:w="775" w:type="dxa"/>
+            <w:tcBorders/>
+            <w:vAlign w:val="center"/>
+          </w:tcPr>
+          <w:p>
+            <w:pPr>
+              <w:pStyle w:val="TableContents"/>
+              <w:bidi w:val="0"/>
+              <w:ind w:hanging="0" w:left="0" w:right="0"/>
+              <w:jc w:val="center"/>
+              <w:rPr/>
+            </w:pPr>
+            <w:r>
+              <w:rPr/>
+              <w:t>0</w:t>
+            </w:r>
+          </w:p>
+        </w:tc>
+        <w:tc>
+          <w:tcPr>
+            <w:tcW w:w="807" w:type="dxa"/>
             <w:tcBorders/>
             <w:vAlign w:val="center"/>
           </w:tcPr>
@@ -6328,67 +6351,7 @@
         </w:tc>
         <w:tc>
           <w:tcPr>
-            <w:tcW w:w="808" w:type="dxa"/>
-            <w:tcBorders/>
-            <w:vAlign w:val="center"/>
-          </w:tcPr>
-          <w:p>
-            <w:pPr>
-              <w:pStyle w:val="TableContents"/>
-              <w:bidi w:val="0"/>
-              <w:ind w:hanging="0" w:left="0" w:right="0"/>
-              <w:jc w:val="center"/>
-              <w:rPr/>
-            </w:pPr>
-            <w:r>
-              <w:rPr/>
-              <w:t>680</w:t>
-            </w:r>
-          </w:p>
-        </w:tc>
-        <w:tc>
-          <w:tcPr>
-            <w:tcW w:w="775" w:type="dxa"/>
-            <w:tcBorders/>
-            <w:vAlign w:val="center"/>
-          </w:tcPr>
-          <w:p>
-            <w:pPr>
-              <w:pStyle w:val="TableContents"/>
-              <w:bidi w:val="0"/>
-              <w:ind w:hanging="0" w:left="0" w:right="0"/>
-              <w:jc w:val="center"/>
-              <w:rPr/>
-            </w:pPr>
-            <w:r>
-              <w:rPr/>
-              <w:t>0</w:t>
-            </w:r>
-          </w:p>
-        </w:tc>
-        <w:tc>
-          <w:tcPr>
-            <w:tcW w:w="808" w:type="dxa"/>
-            <w:tcBorders/>
-            <w:vAlign w:val="center"/>
-          </w:tcPr>
-          <w:p>
-            <w:pPr>
-              <w:pStyle w:val="TableContents"/>
-              <w:bidi w:val="0"/>
-              <w:ind w:hanging="0" w:left="0" w:right="0"/>
-              <w:jc w:val="center"/>
-              <w:rPr/>
-            </w:pPr>
-            <w:r>
-              <w:rPr/>
-              <w:t>312</w:t>
-            </w:r>
-          </w:p>
-        </w:tc>
-        <w:tc>
-          <w:tcPr>
-            <w:tcW w:w="808" w:type="dxa"/>
+            <w:tcW w:w="809" w:type="dxa"/>
             <w:tcBorders/>
             <w:vAlign w:val="center"/>
           </w:tcPr>
@@ -6408,7 +6371,7 @@
         </w:tc>
         <w:tc>
           <w:tcPr>
-            <w:tcW w:w="815" w:type="dxa"/>
+            <w:tcW w:w="814" w:type="dxa"/>
             <w:tcBorders/>
             <w:vAlign w:val="center"/>
           </w:tcPr>
@@ -6428,7 +6391,7 @@
         </w:tc>
         <w:tc>
           <w:tcPr>
-            <w:tcW w:w="790" w:type="dxa"/>
+            <w:tcW w:w="791" w:type="dxa"/>
             <w:tcBorders/>
             <w:vAlign w:val="center"/>
           </w:tcPr>
@@ -6481,7 +6444,7 @@
         <w:trPr/>
         <w:tc>
           <w:tcPr>
-            <w:tcW w:w="805" w:type="dxa"/>
+            <w:tcW w:w="804" w:type="dxa"/>
             <w:tcBorders/>
             <w:vAlign w:val="center"/>
           </w:tcPr>
@@ -6501,7 +6464,7 @@
         </w:tc>
         <w:tc>
           <w:tcPr>
-            <w:tcW w:w="811" w:type="dxa"/>
+            <w:tcW w:w="812" w:type="dxa"/>
             <w:tcBorders/>
             <w:vAlign w:val="center"/>
           </w:tcPr>
@@ -6521,6 +6484,46 @@
         </w:tc>
         <w:tc>
           <w:tcPr>
+            <w:tcW w:w="789" w:type="dxa"/>
+            <w:tcBorders/>
+            <w:vAlign w:val="center"/>
+          </w:tcPr>
+          <w:p>
+            <w:pPr>
+              <w:pStyle w:val="TableContents"/>
+              <w:bidi w:val="0"/>
+              <w:ind w:hanging="0" w:left="0" w:right="0"/>
+              <w:jc w:val="center"/>
+              <w:rPr/>
+            </w:pPr>
+            <w:r>
+              <w:rPr/>
+              <w:t>314</w:t>
+            </w:r>
+          </w:p>
+        </w:tc>
+        <w:tc>
+          <w:tcPr>
+            <w:tcW w:w="812" w:type="dxa"/>
+            <w:tcBorders/>
+            <w:vAlign w:val="center"/>
+          </w:tcPr>
+          <w:p>
+            <w:pPr>
+              <w:pStyle w:val="TableContents"/>
+              <w:bidi w:val="0"/>
+              <w:ind w:hanging="0" w:left="0" w:right="0"/>
+              <w:jc w:val="center"/>
+              <w:rPr/>
+            </w:pPr>
+            <w:r>
+              <w:rPr/>
+              <w:t>3EEF</w:t>
+            </w:r>
+          </w:p>
+        </w:tc>
+        <w:tc>
+          <w:tcPr>
             <w:tcW w:w="790" w:type="dxa"/>
             <w:tcBorders/>
             <w:vAlign w:val="center"/>
@@ -6535,46 +6538,6 @@
             </w:pPr>
             <w:r>
               <w:rPr/>
-              <w:t>314</w:t>
-            </w:r>
-          </w:p>
-        </w:tc>
-        <w:tc>
-          <w:tcPr>
-            <w:tcW w:w="811" w:type="dxa"/>
-            <w:tcBorders/>
-            <w:vAlign w:val="center"/>
-          </w:tcPr>
-          <w:p>
-            <w:pPr>
-              <w:pStyle w:val="TableContents"/>
-              <w:bidi w:val="0"/>
-              <w:ind w:hanging="0" w:left="0" w:right="0"/>
-              <w:jc w:val="center"/>
-              <w:rPr/>
-            </w:pPr>
-            <w:r>
-              <w:rPr/>
-              <w:t>3EEF</w:t>
-            </w:r>
-          </w:p>
-        </w:tc>
-        <w:tc>
-          <w:tcPr>
-            <w:tcW w:w="790" w:type="dxa"/>
-            <w:tcBorders/>
-            <w:vAlign w:val="center"/>
-          </w:tcPr>
-          <w:p>
-            <w:pPr>
-              <w:pStyle w:val="TableContents"/>
-              <w:bidi w:val="0"/>
-              <w:ind w:hanging="0" w:left="0" w:right="0"/>
-              <w:jc w:val="center"/>
-              <w:rPr/>
-            </w:pPr>
-            <w:r>
-              <w:rPr/>
               <w:t>303</w:t>
             </w:r>
           </w:p>
@@ -6621,7 +6584,7 @@
         </w:tc>
         <w:tc>
           <w:tcPr>
-            <w:tcW w:w="808" w:type="dxa"/>
+            <w:tcW w:w="807" w:type="dxa"/>
             <w:tcBorders/>
             <w:vAlign w:val="center"/>
           </w:tcPr>
@@ -6641,7 +6604,7 @@
         </w:tc>
         <w:tc>
           <w:tcPr>
-            <w:tcW w:w="808" w:type="dxa"/>
+            <w:tcW w:w="809" w:type="dxa"/>
             <w:tcBorders/>
             <w:vAlign w:val="center"/>
           </w:tcPr>
@@ -6661,7 +6624,7 @@
         </w:tc>
         <w:tc>
           <w:tcPr>
-            <w:tcW w:w="815" w:type="dxa"/>
+            <w:tcW w:w="814" w:type="dxa"/>
             <w:tcBorders/>
             <w:vAlign w:val="center"/>
           </w:tcPr>
@@ -6681,7 +6644,7 @@
         </w:tc>
         <w:tc>
           <w:tcPr>
-            <w:tcW w:w="790" w:type="dxa"/>
+            <w:tcW w:w="791" w:type="dxa"/>
             <w:tcBorders/>
             <w:vAlign w:val="center"/>
           </w:tcPr>
@@ -6734,7 +6697,7 @@
         <w:trPr/>
         <w:tc>
           <w:tcPr>
-            <w:tcW w:w="805" w:type="dxa"/>
+            <w:tcW w:w="804" w:type="dxa"/>
             <w:tcBorders/>
             <w:vAlign w:val="center"/>
           </w:tcPr>
@@ -6754,7 +6717,7 @@
         </w:tc>
         <w:tc>
           <w:tcPr>
-            <w:tcW w:w="811" w:type="dxa"/>
+            <w:tcW w:w="812" w:type="dxa"/>
             <w:tcBorders/>
             <w:vAlign w:val="center"/>
           </w:tcPr>
@@ -6774,6 +6737,46 @@
         </w:tc>
         <w:tc>
           <w:tcPr>
+            <w:tcW w:w="789" w:type="dxa"/>
+            <w:tcBorders/>
+            <w:vAlign w:val="center"/>
+          </w:tcPr>
+          <w:p>
+            <w:pPr>
+              <w:pStyle w:val="TableContents"/>
+              <w:bidi w:val="0"/>
+              <w:ind w:hanging="0" w:left="0" w:right="0"/>
+              <w:jc w:val="center"/>
+              <w:rPr/>
+            </w:pPr>
+            <w:r>
+              <w:rPr/>
+              <w:t>315</w:t>
+            </w:r>
+          </w:p>
+        </w:tc>
+        <w:tc>
+          <w:tcPr>
+            <w:tcW w:w="812" w:type="dxa"/>
+            <w:tcBorders/>
+            <w:vAlign w:val="center"/>
+          </w:tcPr>
+          <w:p>
+            <w:pPr>
+              <w:pStyle w:val="TableContents"/>
+              <w:bidi w:val="0"/>
+              <w:ind w:hanging="0" w:left="0" w:right="0"/>
+              <w:jc w:val="center"/>
+              <w:rPr/>
+            </w:pPr>
+            <w:r>
+              <w:rPr/>
+              <w:t>E8EC</w:t>
+            </w:r>
+          </w:p>
+        </w:tc>
+        <w:tc>
+          <w:tcPr>
             <w:tcW w:w="790" w:type="dxa"/>
             <w:tcBorders/>
             <w:vAlign w:val="center"/>
@@ -6788,46 +6791,6 @@
             </w:pPr>
             <w:r>
               <w:rPr/>
-              <w:t>315</w:t>
-            </w:r>
-          </w:p>
-        </w:tc>
-        <w:tc>
-          <w:tcPr>
-            <w:tcW w:w="811" w:type="dxa"/>
-            <w:tcBorders/>
-            <w:vAlign w:val="center"/>
-          </w:tcPr>
-          <w:p>
-            <w:pPr>
-              <w:pStyle w:val="TableContents"/>
-              <w:bidi w:val="0"/>
-              <w:ind w:hanging="0" w:left="0" w:right="0"/>
-              <w:jc w:val="center"/>
-              <w:rPr/>
-            </w:pPr>
-            <w:r>
-              <w:rPr/>
-              <w:t>E8EC</w:t>
-            </w:r>
-          </w:p>
-        </w:tc>
-        <w:tc>
-          <w:tcPr>
-            <w:tcW w:w="790" w:type="dxa"/>
-            <w:tcBorders/>
-            <w:vAlign w:val="center"/>
-          </w:tcPr>
-          <w:p>
-            <w:pPr>
-              <w:pStyle w:val="TableContents"/>
-              <w:bidi w:val="0"/>
-              <w:ind w:hanging="0" w:left="0" w:right="0"/>
-              <w:jc w:val="center"/>
-              <w:rPr/>
-            </w:pPr>
-            <w:r>
-              <w:rPr/>
               <w:t>593</w:t>
             </w:r>
           </w:p>
@@ -6874,7 +6837,7 @@
         </w:tc>
         <w:tc>
           <w:tcPr>
-            <w:tcW w:w="808" w:type="dxa"/>
+            <w:tcW w:w="807" w:type="dxa"/>
             <w:tcBorders/>
             <w:vAlign w:val="center"/>
           </w:tcPr>
@@ -6894,7 +6857,7 @@
         </w:tc>
         <w:tc>
           <w:tcPr>
-            <w:tcW w:w="808" w:type="dxa"/>
+            <w:tcW w:w="809" w:type="dxa"/>
             <w:tcBorders/>
             <w:vAlign w:val="center"/>
           </w:tcPr>
@@ -6914,7 +6877,7 @@
         </w:tc>
         <w:tc>
           <w:tcPr>
-            <w:tcW w:w="815" w:type="dxa"/>
+            <w:tcW w:w="814" w:type="dxa"/>
             <w:tcBorders/>
             <w:vAlign w:val="center"/>
           </w:tcPr>
@@ -6934,7 +6897,7 @@
         </w:tc>
         <w:tc>
           <w:tcPr>
-            <w:tcW w:w="790" w:type="dxa"/>
+            <w:tcW w:w="791" w:type="dxa"/>
             <w:tcBorders/>
             <w:vAlign w:val="center"/>
           </w:tcPr>
@@ -6977,7 +6940,7 @@
         <w:trPr/>
         <w:tc>
           <w:tcPr>
-            <w:tcW w:w="805" w:type="dxa"/>
+            <w:tcW w:w="804" w:type="dxa"/>
             <w:tcBorders/>
             <w:vAlign w:val="center"/>
           </w:tcPr>
@@ -6997,7 +6960,7 @@
         </w:tc>
         <w:tc>
           <w:tcPr>
-            <w:tcW w:w="811" w:type="dxa"/>
+            <w:tcW w:w="812" w:type="dxa"/>
             <w:tcBorders/>
             <w:vAlign w:val="center"/>
           </w:tcPr>
@@ -7017,6 +6980,46 @@
         </w:tc>
         <w:tc>
           <w:tcPr>
+            <w:tcW w:w="789" w:type="dxa"/>
+            <w:tcBorders/>
+            <w:vAlign w:val="center"/>
+          </w:tcPr>
+          <w:p>
+            <w:pPr>
+              <w:pStyle w:val="TableContents"/>
+              <w:bidi w:val="0"/>
+              <w:ind w:hanging="0" w:left="0" w:right="0"/>
+              <w:jc w:val="center"/>
+              <w:rPr/>
+            </w:pPr>
+            <w:r>
+              <w:rPr/>
+              <w:t>316</w:t>
+            </w:r>
+          </w:p>
+        </w:tc>
+        <w:tc>
+          <w:tcPr>
+            <w:tcW w:w="812" w:type="dxa"/>
+            <w:tcBorders/>
+            <w:vAlign w:val="center"/>
+          </w:tcPr>
+          <w:p>
+            <w:pPr>
+              <w:pStyle w:val="TableContents"/>
+              <w:bidi w:val="0"/>
+              <w:ind w:hanging="0" w:left="0" w:right="0"/>
+              <w:jc w:val="center"/>
+              <w:rPr/>
+            </w:pPr>
+            <w:r>
+              <w:rPr/>
+              <w:t>6EED</w:t>
+            </w:r>
+          </w:p>
+        </w:tc>
+        <w:tc>
+          <w:tcPr>
             <w:tcW w:w="790" w:type="dxa"/>
             <w:tcBorders/>
             <w:vAlign w:val="center"/>
@@ -7031,46 +7034,6 @@
             </w:pPr>
             <w:r>
               <w:rPr/>
-              <w:t>316</w:t>
-            </w:r>
-          </w:p>
-        </w:tc>
-        <w:tc>
-          <w:tcPr>
-            <w:tcW w:w="811" w:type="dxa"/>
-            <w:tcBorders/>
-            <w:vAlign w:val="center"/>
-          </w:tcPr>
-          <w:p>
-            <w:pPr>
-              <w:pStyle w:val="TableContents"/>
-              <w:bidi w:val="0"/>
-              <w:ind w:hanging="0" w:left="0" w:right="0"/>
-              <w:jc w:val="center"/>
-              <w:rPr/>
-            </w:pPr>
-            <w:r>
-              <w:rPr/>
-              <w:t>6EED</w:t>
-            </w:r>
-          </w:p>
-        </w:tc>
-        <w:tc>
-          <w:tcPr>
-            <w:tcW w:w="790" w:type="dxa"/>
-            <w:tcBorders/>
-            <w:vAlign w:val="center"/>
-          </w:tcPr>
-          <w:p>
-            <w:pPr>
-              <w:pStyle w:val="TableContents"/>
-              <w:bidi w:val="0"/>
-              <w:ind w:hanging="0" w:left="0" w:right="0"/>
-              <w:jc w:val="center"/>
-              <w:rPr/>
-            </w:pPr>
-            <w:r>
-              <w:rPr/>
               <w:t>303</w:t>
             </w:r>
           </w:p>
@@ -7117,7 +7080,7 @@
         </w:tc>
         <w:tc>
           <w:tcPr>
-            <w:tcW w:w="808" w:type="dxa"/>
+            <w:tcW w:w="807" w:type="dxa"/>
             <w:tcBorders/>
             <w:vAlign w:val="center"/>
           </w:tcPr>
@@ -7137,7 +7100,7 @@
         </w:tc>
         <w:tc>
           <w:tcPr>
-            <w:tcW w:w="808" w:type="dxa"/>
+            <w:tcW w:w="809" w:type="dxa"/>
             <w:tcBorders/>
             <w:vAlign w:val="center"/>
           </w:tcPr>
@@ -7157,7 +7120,7 @@
         </w:tc>
         <w:tc>
           <w:tcPr>
-            <w:tcW w:w="815" w:type="dxa"/>
+            <w:tcW w:w="814" w:type="dxa"/>
             <w:tcBorders/>
             <w:vAlign w:val="center"/>
           </w:tcPr>
@@ -7177,7 +7140,7 @@
         </w:tc>
         <w:tc>
           <w:tcPr>
-            <w:tcW w:w="790" w:type="dxa"/>
+            <w:tcW w:w="791" w:type="dxa"/>
             <w:tcBorders/>
             <w:vAlign w:val="center"/>
           </w:tcPr>
@@ -7230,7 +7193,7 @@
         <w:trPr/>
         <w:tc>
           <w:tcPr>
-            <w:tcW w:w="805" w:type="dxa"/>
+            <w:tcW w:w="804" w:type="dxa"/>
             <w:tcBorders/>
             <w:vAlign w:val="center"/>
           </w:tcPr>
@@ -7250,7 +7213,7 @@
         </w:tc>
         <w:tc>
           <w:tcPr>
-            <w:tcW w:w="811" w:type="dxa"/>
+            <w:tcW w:w="812" w:type="dxa"/>
             <w:tcBorders/>
             <w:vAlign w:val="center"/>
           </w:tcPr>
@@ -7270,6 +7233,46 @@
         </w:tc>
         <w:tc>
           <w:tcPr>
+            <w:tcW w:w="789" w:type="dxa"/>
+            <w:tcBorders/>
+            <w:vAlign w:val="center"/>
+          </w:tcPr>
+          <w:p>
+            <w:pPr>
+              <w:pStyle w:val="TableContents"/>
+              <w:bidi w:val="0"/>
+              <w:ind w:hanging="0" w:left="0" w:right="0"/>
+              <w:jc w:val="center"/>
+              <w:rPr/>
+            </w:pPr>
+            <w:r>
+              <w:rPr/>
+              <w:t>317</w:t>
+            </w:r>
+          </w:p>
+        </w:tc>
+        <w:tc>
+          <w:tcPr>
+            <w:tcW w:w="812" w:type="dxa"/>
+            <w:tcBorders/>
+            <w:vAlign w:val="center"/>
+          </w:tcPr>
+          <w:p>
+            <w:pPr>
+              <w:pStyle w:val="TableContents"/>
+              <w:bidi w:val="0"/>
+              <w:ind w:hanging="0" w:left="0" w:right="0"/>
+              <w:jc w:val="center"/>
+              <w:rPr/>
+            </w:pPr>
+            <w:r>
+              <w:rPr/>
+              <w:t>680</w:t>
+            </w:r>
+          </w:p>
+        </w:tc>
+        <w:tc>
+          <w:tcPr>
             <w:tcW w:w="790" w:type="dxa"/>
             <w:tcBorders/>
             <w:vAlign w:val="center"/>
@@ -7284,13 +7287,13 @@
             </w:pPr>
             <w:r>
               <w:rPr/>
-              <w:t>317</w:t>
-            </w:r>
-          </w:p>
-        </w:tc>
-        <w:tc>
-          <w:tcPr>
-            <w:tcW w:w="811" w:type="dxa"/>
+              <w:t>316</w:t>
+            </w:r>
+          </w:p>
+        </w:tc>
+        <w:tc>
+          <w:tcPr>
+            <w:tcW w:w="808" w:type="dxa"/>
             <w:tcBorders/>
             <w:vAlign w:val="center"/>
           </w:tcPr>
@@ -7310,7 +7313,27 @@
         </w:tc>
         <w:tc>
           <w:tcPr>
-            <w:tcW w:w="790" w:type="dxa"/>
+            <w:tcW w:w="775" w:type="dxa"/>
+            <w:tcBorders/>
+            <w:vAlign w:val="center"/>
+          </w:tcPr>
+          <w:p>
+            <w:pPr>
+              <w:pStyle w:val="TableContents"/>
+              <w:bidi w:val="0"/>
+              <w:ind w:hanging="0" w:left="0" w:right="0"/>
+              <w:jc w:val="center"/>
+              <w:rPr/>
+            </w:pPr>
+            <w:r>
+              <w:rPr/>
+              <w:t>0</w:t>
+            </w:r>
+          </w:p>
+        </w:tc>
+        <w:tc>
+          <w:tcPr>
+            <w:tcW w:w="807" w:type="dxa"/>
             <w:tcBorders/>
             <w:vAlign w:val="center"/>
           </w:tcPr>
@@ -7330,67 +7353,7 @@
         </w:tc>
         <w:tc>
           <w:tcPr>
-            <w:tcW w:w="808" w:type="dxa"/>
-            <w:tcBorders/>
-            <w:vAlign w:val="center"/>
-          </w:tcPr>
-          <w:p>
-            <w:pPr>
-              <w:pStyle w:val="TableContents"/>
-              <w:bidi w:val="0"/>
-              <w:ind w:hanging="0" w:left="0" w:right="0"/>
-              <w:jc w:val="center"/>
-              <w:rPr/>
-            </w:pPr>
-            <w:r>
-              <w:rPr/>
-              <w:t>680</w:t>
-            </w:r>
-          </w:p>
-        </w:tc>
-        <w:tc>
-          <w:tcPr>
-            <w:tcW w:w="775" w:type="dxa"/>
-            <w:tcBorders/>
-            <w:vAlign w:val="center"/>
-          </w:tcPr>
-          <w:p>
-            <w:pPr>
-              <w:pStyle w:val="TableContents"/>
-              <w:bidi w:val="0"/>
-              <w:ind w:hanging="0" w:left="0" w:right="0"/>
-              <w:jc w:val="center"/>
-              <w:rPr/>
-            </w:pPr>
-            <w:r>
-              <w:rPr/>
-              <w:t>0</w:t>
-            </w:r>
-          </w:p>
-        </w:tc>
-        <w:tc>
-          <w:tcPr>
-            <w:tcW w:w="808" w:type="dxa"/>
-            <w:tcBorders/>
-            <w:vAlign w:val="center"/>
-          </w:tcPr>
-          <w:p>
-            <w:pPr>
-              <w:pStyle w:val="TableContents"/>
-              <w:bidi w:val="0"/>
-              <w:ind w:hanging="0" w:left="0" w:right="0"/>
-              <w:jc w:val="center"/>
-              <w:rPr/>
-            </w:pPr>
-            <w:r>
-              <w:rPr/>
-              <w:t>316</w:t>
-            </w:r>
-          </w:p>
-        </w:tc>
-        <w:tc>
-          <w:tcPr>
-            <w:tcW w:w="808" w:type="dxa"/>
+            <w:tcW w:w="809" w:type="dxa"/>
             <w:tcBorders/>
             <w:vAlign w:val="center"/>
           </w:tcPr>
@@ -7410,7 +7373,7 @@
         </w:tc>
         <w:tc>
           <w:tcPr>
-            <w:tcW w:w="815" w:type="dxa"/>
+            <w:tcW w:w="814" w:type="dxa"/>
             <w:tcBorders/>
             <w:vAlign w:val="center"/>
           </w:tcPr>
@@ -7430,7 +7393,7 @@
         </w:tc>
         <w:tc>
           <w:tcPr>
-            <w:tcW w:w="790" w:type="dxa"/>
+            <w:tcW w:w="791" w:type="dxa"/>
             <w:tcBorders/>
             <w:vAlign w:val="center"/>
           </w:tcPr>
@@ -7483,7 +7446,7 @@
         <w:trPr/>
         <w:tc>
           <w:tcPr>
-            <w:tcW w:w="805" w:type="dxa"/>
+            <w:tcW w:w="804" w:type="dxa"/>
             <w:tcBorders/>
             <w:vAlign w:val="center"/>
           </w:tcPr>
@@ -7503,7 +7466,7 @@
         </w:tc>
         <w:tc>
           <w:tcPr>
-            <w:tcW w:w="811" w:type="dxa"/>
+            <w:tcW w:w="812" w:type="dxa"/>
             <w:tcBorders/>
             <w:vAlign w:val="center"/>
           </w:tcPr>
@@ -7523,6 +7486,46 @@
         </w:tc>
         <w:tc>
           <w:tcPr>
+            <w:tcW w:w="789" w:type="dxa"/>
+            <w:tcBorders/>
+            <w:vAlign w:val="center"/>
+          </w:tcPr>
+          <w:p>
+            <w:pPr>
+              <w:pStyle w:val="TableContents"/>
+              <w:bidi w:val="0"/>
+              <w:ind w:hanging="0" w:left="0" w:right="0"/>
+              <w:jc w:val="center"/>
+              <w:rPr/>
+            </w:pPr>
+            <w:r>
+              <w:rPr/>
+              <w:t>318</w:t>
+            </w:r>
+          </w:p>
+        </w:tc>
+        <w:tc>
+          <w:tcPr>
+            <w:tcW w:w="812" w:type="dxa"/>
+            <w:tcBorders/>
+            <w:vAlign w:val="center"/>
+          </w:tcPr>
+          <w:p>
+            <w:pPr>
+              <w:pStyle w:val="TableContents"/>
+              <w:bidi w:val="0"/>
+              <w:ind w:hanging="0" w:left="0" w:right="0"/>
+              <w:jc w:val="center"/>
+              <w:rPr/>
+            </w:pPr>
+            <w:r>
+              <w:rPr/>
+              <w:t>7EEA</w:t>
+            </w:r>
+          </w:p>
+        </w:tc>
+        <w:tc>
+          <w:tcPr>
             <w:tcW w:w="790" w:type="dxa"/>
             <w:tcBorders/>
             <w:vAlign w:val="center"/>
@@ -7537,46 +7540,6 @@
             </w:pPr>
             <w:r>
               <w:rPr/>
-              <w:t>318</w:t>
-            </w:r>
-          </w:p>
-        </w:tc>
-        <w:tc>
-          <w:tcPr>
-            <w:tcW w:w="811" w:type="dxa"/>
-            <w:tcBorders/>
-            <w:vAlign w:val="center"/>
-          </w:tcPr>
-          <w:p>
-            <w:pPr>
-              <w:pStyle w:val="TableContents"/>
-              <w:bidi w:val="0"/>
-              <w:ind w:hanging="0" w:left="0" w:right="0"/>
-              <w:jc w:val="center"/>
-              <w:rPr/>
-            </w:pPr>
-            <w:r>
-              <w:rPr/>
-              <w:t>7EEA</w:t>
-            </w:r>
-          </w:p>
-        </w:tc>
-        <w:tc>
-          <w:tcPr>
-            <w:tcW w:w="790" w:type="dxa"/>
-            <w:tcBorders/>
-            <w:vAlign w:val="center"/>
-          </w:tcPr>
-          <w:p>
-            <w:pPr>
-              <w:pStyle w:val="TableContents"/>
-              <w:bidi w:val="0"/>
-              <w:ind w:hanging="0" w:left="0" w:right="0"/>
-              <w:jc w:val="center"/>
-              <w:rPr/>
-            </w:pPr>
-            <w:r>
-              <w:rPr/>
               <w:t>302</w:t>
             </w:r>
           </w:p>
@@ -7623,7 +7586,7 @@
         </w:tc>
         <w:tc>
           <w:tcPr>
-            <w:tcW w:w="808" w:type="dxa"/>
+            <w:tcW w:w="807" w:type="dxa"/>
             <w:tcBorders/>
             <w:vAlign w:val="center"/>
           </w:tcPr>
@@ -7643,7 +7606,7 @@
         </w:tc>
         <w:tc>
           <w:tcPr>
-            <w:tcW w:w="808" w:type="dxa"/>
+            <w:tcW w:w="809" w:type="dxa"/>
             <w:tcBorders/>
             <w:vAlign w:val="center"/>
           </w:tcPr>
@@ -7663,7 +7626,7 @@
         </w:tc>
         <w:tc>
           <w:tcPr>
-            <w:tcW w:w="815" w:type="dxa"/>
+            <w:tcW w:w="814" w:type="dxa"/>
             <w:tcBorders/>
             <w:vAlign w:val="center"/>
           </w:tcPr>
@@ -7683,7 +7646,7 @@
         </w:tc>
         <w:tc>
           <w:tcPr>
-            <w:tcW w:w="790" w:type="dxa"/>
+            <w:tcW w:w="791" w:type="dxa"/>
             <w:tcBorders/>
             <w:vAlign w:val="center"/>
           </w:tcPr>
@@ -7736,7 +7699,7 @@
         <w:trPr/>
         <w:tc>
           <w:tcPr>
-            <w:tcW w:w="805" w:type="dxa"/>
+            <w:tcW w:w="804" w:type="dxa"/>
             <w:tcBorders/>
             <w:vAlign w:val="center"/>
           </w:tcPr>
@@ -7756,7 +7719,7 @@
         </w:tc>
         <w:tc>
           <w:tcPr>
-            <w:tcW w:w="811" w:type="dxa"/>
+            <w:tcW w:w="812" w:type="dxa"/>
             <w:tcBorders/>
             <w:vAlign w:val="center"/>
           </w:tcPr>
@@ -7776,6 +7739,46 @@
         </w:tc>
         <w:tc>
           <w:tcPr>
+            <w:tcW w:w="789" w:type="dxa"/>
+            <w:tcBorders/>
+            <w:vAlign w:val="center"/>
+          </w:tcPr>
+          <w:p>
+            <w:pPr>
+              <w:pStyle w:val="TableContents"/>
+              <w:bidi w:val="0"/>
+              <w:ind w:hanging="0" w:left="0" w:right="0"/>
+              <w:jc w:val="center"/>
+              <w:rPr/>
+            </w:pPr>
+            <w:r>
+              <w:rPr/>
+              <w:t>319</w:t>
+            </w:r>
+          </w:p>
+        </w:tc>
+        <w:tc>
+          <w:tcPr>
+            <w:tcW w:w="812" w:type="dxa"/>
+            <w:tcBorders/>
+            <w:vAlign w:val="center"/>
+          </w:tcPr>
+          <w:p>
+            <w:pPr>
+              <w:pStyle w:val="TableContents"/>
+              <w:bidi w:val="0"/>
+              <w:ind w:hanging="0" w:left="0" w:right="0"/>
+              <w:jc w:val="center"/>
+              <w:rPr/>
+            </w:pPr>
+            <w:r>
+              <w:rPr/>
+              <w:t>F003</w:t>
+            </w:r>
+          </w:p>
+        </w:tc>
+        <w:tc>
+          <w:tcPr>
             <w:tcW w:w="790" w:type="dxa"/>
             <w:tcBorders/>
             <w:vAlign w:val="center"/>
@@ -7790,13 +7793,13 @@
             </w:pPr>
             <w:r>
               <w:rPr/>
-              <w:t>319</w:t>
-            </w:r>
-          </w:p>
-        </w:tc>
-        <w:tc>
-          <w:tcPr>
-            <w:tcW w:w="811" w:type="dxa"/>
+              <w:t>318</w:t>
+            </w:r>
+          </w:p>
+        </w:tc>
+        <w:tc>
+          <w:tcPr>
+            <w:tcW w:w="808" w:type="dxa"/>
             <w:tcBorders/>
             <w:vAlign w:val="center"/>
           </w:tcPr>
@@ -7816,7 +7819,27 @@
         </w:tc>
         <w:tc>
           <w:tcPr>
-            <w:tcW w:w="790" w:type="dxa"/>
+            <w:tcW w:w="775" w:type="dxa"/>
+            <w:tcBorders/>
+            <w:vAlign w:val="center"/>
+          </w:tcPr>
+          <w:p>
+            <w:pPr>
+              <w:pStyle w:val="TableContents"/>
+              <w:bidi w:val="0"/>
+              <w:ind w:hanging="0" w:left="0" w:right="0"/>
+              <w:jc w:val="center"/>
+              <w:rPr/>
+            </w:pPr>
+            <w:r>
+              <w:rPr/>
+              <w:t>0</w:t>
+            </w:r>
+          </w:p>
+        </w:tc>
+        <w:tc>
+          <w:tcPr>
+            <w:tcW w:w="807" w:type="dxa"/>
             <w:tcBorders/>
             <w:vAlign w:val="center"/>
           </w:tcPr>
@@ -7836,67 +7859,7 @@
         </w:tc>
         <w:tc>
           <w:tcPr>
-            <w:tcW w:w="808" w:type="dxa"/>
-            <w:tcBorders/>
-            <w:vAlign w:val="center"/>
-          </w:tcPr>
-          <w:p>
-            <w:pPr>
-              <w:pStyle w:val="TableContents"/>
-              <w:bidi w:val="0"/>
-              <w:ind w:hanging="0" w:left="0" w:right="0"/>
-              <w:jc w:val="center"/>
-              <w:rPr/>
-            </w:pPr>
-            <w:r>
-              <w:rPr/>
-              <w:t>F003</w:t>
-            </w:r>
-          </w:p>
-        </w:tc>
-        <w:tc>
-          <w:tcPr>
-            <w:tcW w:w="775" w:type="dxa"/>
-            <w:tcBorders/>
-            <w:vAlign w:val="center"/>
-          </w:tcPr>
-          <w:p>
-            <w:pPr>
-              <w:pStyle w:val="TableContents"/>
-              <w:bidi w:val="0"/>
-              <w:ind w:hanging="0" w:left="0" w:right="0"/>
-              <w:jc w:val="center"/>
-              <w:rPr/>
-            </w:pPr>
-            <w:r>
-              <w:rPr/>
-              <w:t>0</w:t>
-            </w:r>
-          </w:p>
-        </w:tc>
-        <w:tc>
-          <w:tcPr>
-            <w:tcW w:w="808" w:type="dxa"/>
-            <w:tcBorders/>
-            <w:vAlign w:val="center"/>
-          </w:tcPr>
-          <w:p>
-            <w:pPr>
-              <w:pStyle w:val="TableContents"/>
-              <w:bidi w:val="0"/>
-              <w:ind w:hanging="0" w:left="0" w:right="0"/>
-              <w:jc w:val="center"/>
-              <w:rPr/>
-            </w:pPr>
-            <w:r>
-              <w:rPr/>
-              <w:t>318</w:t>
-            </w:r>
-          </w:p>
-        </w:tc>
-        <w:tc>
-          <w:tcPr>
-            <w:tcW w:w="808" w:type="dxa"/>
+            <w:tcW w:w="809" w:type="dxa"/>
             <w:tcBorders/>
             <w:vAlign w:val="center"/>
           </w:tcPr>
@@ -7916,7 +7879,7 @@
         </w:tc>
         <w:tc>
           <w:tcPr>
-            <w:tcW w:w="815" w:type="dxa"/>
+            <w:tcW w:w="814" w:type="dxa"/>
             <w:tcBorders/>
             <w:vAlign w:val="center"/>
           </w:tcPr>
@@ -7936,7 +7899,7 @@
         </w:tc>
         <w:tc>
           <w:tcPr>
-            <w:tcW w:w="790" w:type="dxa"/>
+            <w:tcW w:w="791" w:type="dxa"/>
             <w:tcBorders/>
             <w:vAlign w:val="center"/>
           </w:tcPr>
@@ -7989,7 +7952,7 @@
         <w:trPr/>
         <w:tc>
           <w:tcPr>
-            <w:tcW w:w="805" w:type="dxa"/>
+            <w:tcW w:w="804" w:type="dxa"/>
             <w:tcBorders/>
             <w:vAlign w:val="center"/>
           </w:tcPr>
@@ -8009,7 +7972,7 @@
         </w:tc>
         <w:tc>
           <w:tcPr>
-            <w:tcW w:w="811" w:type="dxa"/>
+            <w:tcW w:w="812" w:type="dxa"/>
             <w:tcBorders/>
             <w:vAlign w:val="center"/>
           </w:tcPr>
@@ -8029,6 +7992,46 @@
         </w:tc>
         <w:tc>
           <w:tcPr>
+            <w:tcW w:w="789" w:type="dxa"/>
+            <w:tcBorders/>
+            <w:vAlign w:val="center"/>
+          </w:tcPr>
+          <w:p>
+            <w:pPr>
+              <w:pStyle w:val="TableContents"/>
+              <w:bidi w:val="0"/>
+              <w:ind w:hanging="0" w:left="0" w:right="0"/>
+              <w:jc w:val="center"/>
+              <w:rPr/>
+            </w:pPr>
+            <w:r>
+              <w:rPr/>
+              <w:t>31A</w:t>
+            </w:r>
+          </w:p>
+        </w:tc>
+        <w:tc>
+          <w:tcPr>
+            <w:tcW w:w="812" w:type="dxa"/>
+            <w:tcBorders/>
+            <w:vAlign w:val="center"/>
+          </w:tcPr>
+          <w:p>
+            <w:pPr>
+              <w:pStyle w:val="TableContents"/>
+              <w:bidi w:val="0"/>
+              <w:ind w:hanging="0" w:left="0" w:right="0"/>
+              <w:jc w:val="center"/>
+              <w:rPr/>
+            </w:pPr>
+            <w:r>
+              <w:rPr/>
+              <w:t>AAE7</w:t>
+            </w:r>
+          </w:p>
+        </w:tc>
+        <w:tc>
+          <w:tcPr>
             <w:tcW w:w="790" w:type="dxa"/>
             <w:tcBorders/>
             <w:vAlign w:val="center"/>
@@ -8043,46 +8046,6 @@
             </w:pPr>
             <w:r>
               <w:rPr/>
-              <w:t>31A</w:t>
-            </w:r>
-          </w:p>
-        </w:tc>
-        <w:tc>
-          <w:tcPr>
-            <w:tcW w:w="811" w:type="dxa"/>
-            <w:tcBorders/>
-            <w:vAlign w:val="center"/>
-          </w:tcPr>
-          <w:p>
-            <w:pPr>
-              <w:pStyle w:val="TableContents"/>
-              <w:bidi w:val="0"/>
-              <w:ind w:hanging="0" w:left="0" w:right="0"/>
-              <w:jc w:val="center"/>
-              <w:rPr/>
-            </w:pPr>
-            <w:r>
-              <w:rPr/>
-              <w:t>AAE7</w:t>
-            </w:r>
-          </w:p>
-        </w:tc>
-        <w:tc>
-          <w:tcPr>
-            <w:tcW w:w="790" w:type="dxa"/>
-            <w:tcBorders/>
-            <w:vAlign w:val="center"/>
-          </w:tcPr>
-          <w:p>
-            <w:pPr>
-              <w:pStyle w:val="TableContents"/>
-              <w:bidi w:val="0"/>
-              <w:ind w:hanging="0" w:left="0" w:right="0"/>
-              <w:jc w:val="center"/>
-              <w:rPr/>
-            </w:pPr>
-            <w:r>
-              <w:rPr/>
               <w:t>593</w:t>
             </w:r>
           </w:p>
@@ -8129,7 +8092,7 @@
         </w:tc>
         <w:tc>
           <w:tcPr>
-            <w:tcW w:w="808" w:type="dxa"/>
+            <w:tcW w:w="807" w:type="dxa"/>
             <w:tcBorders/>
             <w:vAlign w:val="center"/>
           </w:tcPr>
@@ -8149,7 +8112,7 @@
         </w:tc>
         <w:tc>
           <w:tcPr>
-            <w:tcW w:w="808" w:type="dxa"/>
+            <w:tcW w:w="809" w:type="dxa"/>
             <w:tcBorders/>
             <w:vAlign w:val="center"/>
           </w:tcPr>
@@ -8169,7 +8132,7 @@
         </w:tc>
         <w:tc>
           <w:tcPr>
-            <w:tcW w:w="815" w:type="dxa"/>
+            <w:tcW w:w="814" w:type="dxa"/>
             <w:tcBorders/>
             <w:vAlign w:val="center"/>
           </w:tcPr>
@@ -8189,7 +8152,7 @@
         </w:tc>
         <w:tc>
           <w:tcPr>
-            <w:tcW w:w="790" w:type="dxa"/>
+            <w:tcW w:w="791" w:type="dxa"/>
             <w:tcBorders/>
             <w:vAlign w:val="center"/>
           </w:tcPr>
@@ -8232,7 +8195,7 @@
         <w:trPr/>
         <w:tc>
           <w:tcPr>
-            <w:tcW w:w="805" w:type="dxa"/>
+            <w:tcW w:w="804" w:type="dxa"/>
             <w:tcBorders/>
             <w:vAlign w:val="center"/>
           </w:tcPr>
@@ -8252,7 +8215,7 @@
         </w:tc>
         <w:tc>
           <w:tcPr>
-            <w:tcW w:w="811" w:type="dxa"/>
+            <w:tcW w:w="812" w:type="dxa"/>
             <w:tcBorders/>
             <w:vAlign w:val="center"/>
           </w:tcPr>
@@ -8272,6 +8235,46 @@
         </w:tc>
         <w:tc>
           <w:tcPr>
+            <w:tcW w:w="789" w:type="dxa"/>
+            <w:tcBorders/>
+            <w:vAlign w:val="center"/>
+          </w:tcPr>
+          <w:p>
+            <w:pPr>
+              <w:pStyle w:val="TableContents"/>
+              <w:bidi w:val="0"/>
+              <w:ind w:hanging="0" w:left="0" w:right="0"/>
+              <w:jc w:val="center"/>
+              <w:rPr/>
+            </w:pPr>
+            <w:r>
+              <w:rPr/>
+              <w:t>31B</w:t>
+            </w:r>
+          </w:p>
+        </w:tc>
+        <w:tc>
+          <w:tcPr>
+            <w:tcW w:w="812" w:type="dxa"/>
+            <w:tcBorders/>
+            <w:vAlign w:val="center"/>
+          </w:tcPr>
+          <w:p>
+            <w:pPr>
+              <w:pStyle w:val="TableContents"/>
+              <w:bidi w:val="0"/>
+              <w:ind w:hanging="0" w:left="0" w:right="0"/>
+              <w:jc w:val="center"/>
+              <w:rPr/>
+            </w:pPr>
+            <w:r>
+              <w:rPr/>
+              <w:t>200</w:t>
+            </w:r>
+          </w:p>
+        </w:tc>
+        <w:tc>
+          <w:tcPr>
             <w:tcW w:w="790" w:type="dxa"/>
             <w:tcBorders/>
             <w:vAlign w:val="center"/>
@@ -8286,13 +8289,13 @@
             </w:pPr>
             <w:r>
               <w:rPr/>
-              <w:t>31B</w:t>
-            </w:r>
-          </w:p>
-        </w:tc>
-        <w:tc>
-          <w:tcPr>
-            <w:tcW w:w="811" w:type="dxa"/>
+              <w:t>31A</w:t>
+            </w:r>
+          </w:p>
+        </w:tc>
+        <w:tc>
+          <w:tcPr>
+            <w:tcW w:w="808" w:type="dxa"/>
             <w:tcBorders/>
             <w:vAlign w:val="center"/>
           </w:tcPr>
@@ -8312,46 +8315,6 @@
         </w:tc>
         <w:tc>
           <w:tcPr>
-            <w:tcW w:w="790" w:type="dxa"/>
-            <w:tcBorders/>
-            <w:vAlign w:val="center"/>
-          </w:tcPr>
-          <w:p>
-            <w:pPr>
-              <w:pStyle w:val="TableContents"/>
-              <w:bidi w:val="0"/>
-              <w:ind w:hanging="0" w:left="0" w:right="0"/>
-              <w:jc w:val="center"/>
-              <w:rPr/>
-            </w:pPr>
-            <w:r>
-              <w:rPr/>
-              <w:t>31A</w:t>
-            </w:r>
-          </w:p>
-        </w:tc>
-        <w:tc>
-          <w:tcPr>
-            <w:tcW w:w="808" w:type="dxa"/>
-            <w:tcBorders/>
-            <w:vAlign w:val="center"/>
-          </w:tcPr>
-          <w:p>
-            <w:pPr>
-              <w:pStyle w:val="TableContents"/>
-              <w:bidi w:val="0"/>
-              <w:ind w:hanging="0" w:left="0" w:right="0"/>
-              <w:jc w:val="center"/>
-              <w:rPr/>
-            </w:pPr>
-            <w:r>
-              <w:rPr/>
-              <w:t>200</w:t>
-            </w:r>
-          </w:p>
-        </w:tc>
-        <w:tc>
-          <w:tcPr>
             <w:tcW w:w="775" w:type="dxa"/>
             <w:tcBorders/>
             <w:vAlign w:val="center"/>
@@ -8372,7 +8335,7 @@
         </w:tc>
         <w:tc>
           <w:tcPr>
-            <w:tcW w:w="808" w:type="dxa"/>
+            <w:tcW w:w="807" w:type="dxa"/>
             <w:tcBorders/>
             <w:vAlign w:val="center"/>
           </w:tcPr>
@@ -8392,7 +8355,7 @@
         </w:tc>
         <w:tc>
           <w:tcPr>
-            <w:tcW w:w="808" w:type="dxa"/>
+            <w:tcW w:w="809" w:type="dxa"/>
             <w:tcBorders/>
             <w:vAlign w:val="center"/>
           </w:tcPr>
@@ -8412,7 +8375,7 @@
         </w:tc>
         <w:tc>
           <w:tcPr>
-            <w:tcW w:w="815" w:type="dxa"/>
+            <w:tcW w:w="814" w:type="dxa"/>
             <w:tcBorders/>
             <w:vAlign w:val="center"/>
           </w:tcPr>
@@ -8432,7 +8395,7 @@
         </w:tc>
         <w:tc>
           <w:tcPr>
-            <w:tcW w:w="790" w:type="dxa"/>
+            <w:tcW w:w="791" w:type="dxa"/>
             <w:tcBorders/>
             <w:vAlign w:val="center"/>
           </w:tcPr>
@@ -8485,7 +8448,7 @@
         <w:trPr/>
         <w:tc>
           <w:tcPr>
-            <w:tcW w:w="805" w:type="dxa"/>
+            <w:tcW w:w="804" w:type="dxa"/>
             <w:tcBorders/>
             <w:vAlign w:val="center"/>
           </w:tcPr>
@@ -8505,7 +8468,7 @@
         </w:tc>
         <w:tc>
           <w:tcPr>
-            <w:tcW w:w="811" w:type="dxa"/>
+            <w:tcW w:w="812" w:type="dxa"/>
             <w:tcBorders/>
             <w:vAlign w:val="center"/>
           </w:tcPr>
@@ -8525,6 +8488,46 @@
         </w:tc>
         <w:tc>
           <w:tcPr>
+            <w:tcW w:w="789" w:type="dxa"/>
+            <w:tcBorders/>
+            <w:vAlign w:val="center"/>
+          </w:tcPr>
+          <w:p>
+            <w:pPr>
+              <w:pStyle w:val="TableContents"/>
+              <w:bidi w:val="0"/>
+              <w:ind w:hanging="0" w:left="0" w:right="0"/>
+              <w:jc w:val="center"/>
+              <w:rPr/>
+            </w:pPr>
+            <w:r>
+              <w:rPr/>
+              <w:t>305</w:t>
+            </w:r>
+          </w:p>
+        </w:tc>
+        <w:tc>
+          <w:tcPr>
+            <w:tcW w:w="812" w:type="dxa"/>
+            <w:tcBorders/>
+            <w:vAlign w:val="center"/>
+          </w:tcPr>
+          <w:p>
+            <w:pPr>
+              <w:pStyle w:val="TableContents"/>
+              <w:bidi w:val="0"/>
+              <w:ind w:hanging="0" w:left="0" w:right="0"/>
+              <w:jc w:val="center"/>
+              <w:rPr/>
+            </w:pPr>
+            <w:r>
+              <w:rPr/>
+              <w:t>CEE9</w:t>
+            </w:r>
+          </w:p>
+        </w:tc>
+        <w:tc>
+          <w:tcPr>
             <w:tcW w:w="790" w:type="dxa"/>
             <w:tcBorders/>
             <w:vAlign w:val="center"/>
@@ -8539,72 +8542,32 @@
             </w:pPr>
             <w:r>
               <w:rPr/>
+              <w:t>31B</w:t>
+            </w:r>
+          </w:p>
+        </w:tc>
+        <w:tc>
+          <w:tcPr>
+            <w:tcW w:w="808" w:type="dxa"/>
+            <w:tcBorders/>
+            <w:vAlign w:val="center"/>
+          </w:tcPr>
+          <w:p>
+            <w:pPr>
+              <w:pStyle w:val="TableContents"/>
+              <w:bidi w:val="0"/>
+              <w:ind w:hanging="0" w:left="0" w:right="0"/>
+              <w:jc w:val="center"/>
+              <w:rPr/>
+            </w:pPr>
+            <w:r>
+              <w:rPr/>
               <w:t>305</w:t>
             </w:r>
           </w:p>
         </w:tc>
         <w:tc>
           <w:tcPr>
-            <w:tcW w:w="811" w:type="dxa"/>
-            <w:tcBorders/>
-            <w:vAlign w:val="center"/>
-          </w:tcPr>
-          <w:p>
-            <w:pPr>
-              <w:pStyle w:val="TableContents"/>
-              <w:bidi w:val="0"/>
-              <w:ind w:hanging="0" w:left="0" w:right="0"/>
-              <w:jc w:val="center"/>
-              <w:rPr/>
-            </w:pPr>
-            <w:r>
-              <w:rPr/>
-              <w:t>CEE9</w:t>
-            </w:r>
-          </w:p>
-        </w:tc>
-        <w:tc>
-          <w:tcPr>
-            <w:tcW w:w="790" w:type="dxa"/>
-            <w:tcBorders/>
-            <w:vAlign w:val="center"/>
-          </w:tcPr>
-          <w:p>
-            <w:pPr>
-              <w:pStyle w:val="TableContents"/>
-              <w:bidi w:val="0"/>
-              <w:ind w:hanging="0" w:left="0" w:right="0"/>
-              <w:jc w:val="center"/>
-              <w:rPr/>
-            </w:pPr>
-            <w:r>
-              <w:rPr/>
-              <w:t>31B</w:t>
-            </w:r>
-          </w:p>
-        </w:tc>
-        <w:tc>
-          <w:tcPr>
-            <w:tcW w:w="808" w:type="dxa"/>
-            <w:tcBorders/>
-            <w:vAlign w:val="center"/>
-          </w:tcPr>
-          <w:p>
-            <w:pPr>
-              <w:pStyle w:val="TableContents"/>
-              <w:bidi w:val="0"/>
-              <w:ind w:hanging="0" w:left="0" w:right="0"/>
-              <w:jc w:val="center"/>
-              <w:rPr/>
-            </w:pPr>
-            <w:r>
-              <w:rPr/>
-              <w:t>305</w:t>
-            </w:r>
-          </w:p>
-        </w:tc>
-        <w:tc>
-          <w:tcPr>
             <w:tcW w:w="775" w:type="dxa"/>
             <w:tcBorders/>
             <w:vAlign w:val="center"/>
@@ -8625,7 +8588,7 @@
         </w:tc>
         <w:tc>
           <w:tcPr>
-            <w:tcW w:w="808" w:type="dxa"/>
+            <w:tcW w:w="807" w:type="dxa"/>
             <w:tcBorders/>
             <w:vAlign w:val="center"/>
           </w:tcPr>
@@ -8645,7 +8608,7 @@
         </w:tc>
         <w:tc>
           <w:tcPr>
-            <w:tcW w:w="808" w:type="dxa"/>
+            <w:tcW w:w="809" w:type="dxa"/>
             <w:tcBorders/>
             <w:vAlign w:val="center"/>
           </w:tcPr>
@@ -8665,7 +8628,7 @@
         </w:tc>
         <w:tc>
           <w:tcPr>
-            <w:tcW w:w="815" w:type="dxa"/>
+            <w:tcW w:w="814" w:type="dxa"/>
             <w:tcBorders/>
             <w:vAlign w:val="center"/>
           </w:tcPr>
@@ -8685,7 +8648,7 @@
         </w:tc>
         <w:tc>
           <w:tcPr>
-            <w:tcW w:w="790" w:type="dxa"/>
+            <w:tcW w:w="791" w:type="dxa"/>
             <w:tcBorders/>
             <w:vAlign w:val="center"/>
           </w:tcPr>
@@ -8799,6 +8762,7 @@
       <w:pgNumType w:fmt="decimal"/>
       <w:formProt w:val="false"/>
       <w:textDirection w:val="lrTb"/>
+      <w:docGrid w:type="default" w:linePitch="100" w:charSpace="0"/>
     </w:sectPr>
   </w:body>
 </w:document>
@@ -8819,11 +8783,11 @@
         </w:tabs>
         <w:ind w:left="0" w:hanging="0"/>
       </w:pPr>
+      <w:rPr/>
     </w:lvl>
     <w:lvl w:ilvl="1">
       <w:start w:val="1"/>
       <w:numFmt w:val="none"/>
-      <w:pStyle w:val="Heading2"/>
       <w:suff w:val="nothing"/>
       <w:lvlText w:val=""/>
       <w:lvlJc w:val="left"/>
@@ -8833,6 +8797,7 @@
         </w:tabs>
         <w:ind w:left="0" w:hanging="0"/>
       </w:pPr>
+      <w:rPr/>
     </w:lvl>
     <w:lvl w:ilvl="2">
       <w:start w:val="1"/>
@@ -8846,6 +8811,7 @@
         </w:tabs>
         <w:ind w:left="0" w:hanging="0"/>
       </w:pPr>
+      <w:rPr/>
     </w:lvl>
     <w:lvl w:ilvl="3">
       <w:start w:val="1"/>
@@ -8859,6 +8825,7 @@
         </w:tabs>
         <w:ind w:left="0" w:hanging="0"/>
       </w:pPr>
+      <w:rPr/>
     </w:lvl>
     <w:lvl w:ilvl="4">
       <w:start w:val="1"/>
@@ -8872,6 +8839,7 @@
         </w:tabs>
         <w:ind w:left="0" w:hanging="0"/>
       </w:pPr>
+      <w:rPr/>
     </w:lvl>
     <w:lvl w:ilvl="5">
       <w:start w:val="1"/>
@@ -8885,6 +8853,7 @@
         </w:tabs>
         <w:ind w:left="0" w:hanging="0"/>
       </w:pPr>
+      <w:rPr/>
     </w:lvl>
     <w:lvl w:ilvl="6">
       <w:start w:val="1"/>
@@ -8898,6 +8867,7 @@
         </w:tabs>
         <w:ind w:left="0" w:hanging="0"/>
       </w:pPr>
+      <w:rPr/>
     </w:lvl>
     <w:lvl w:ilvl="7">
       <w:start w:val="1"/>
@@ -8911,6 +8881,7 @@
         </w:tabs>
         <w:ind w:left="0" w:hanging="0"/>
       </w:pPr>
+      <w:rPr/>
     </w:lvl>
     <w:lvl w:ilvl="8">
       <w:start w:val="1"/>
@@ -8924,6 +8895,7 @@
         </w:tabs>
         <w:ind w:left="0" w:hanging="0"/>
       </w:pPr>
+      <w:rPr/>
     </w:lvl>
   </w:abstractNum>
   <w:abstractNum w:abstractNumId="2">
@@ -8942,6 +8914,102 @@
         <w:rFonts w:ascii="Symbol" w:hAnsi="Symbol" w:cs="Symbol" w:hint="default"/>
       </w:rPr>
     </w:lvl>
+    <w:lvl w:ilvl="1">
+      <w:start w:val="1"/>
+      <w:numFmt w:val="decimal"/>
+      <w:lvlText w:val="%2."/>
+      <w:lvlJc w:val="left"/>
+      <w:pPr>
+        <w:tabs>
+          <w:tab w:val="num" w:pos="1080"/>
+        </w:tabs>
+        <w:ind w:left="1080" w:hanging="360"/>
+      </w:pPr>
+    </w:lvl>
+    <w:lvl w:ilvl="2">
+      <w:start w:val="1"/>
+      <w:numFmt w:val="decimal"/>
+      <w:lvlText w:val="%3."/>
+      <w:lvlJc w:val="left"/>
+      <w:pPr>
+        <w:tabs>
+          <w:tab w:val="num" w:pos="1440"/>
+        </w:tabs>
+        <w:ind w:left="1440" w:hanging="360"/>
+      </w:pPr>
+    </w:lvl>
+    <w:lvl w:ilvl="3">
+      <w:start w:val="1"/>
+      <w:numFmt w:val="decimal"/>
+      <w:lvlText w:val="%4."/>
+      <w:lvlJc w:val="left"/>
+      <w:pPr>
+        <w:tabs>
+          <w:tab w:val="num" w:pos="1800"/>
+        </w:tabs>
+        <w:ind w:left="1800" w:hanging="360"/>
+      </w:pPr>
+    </w:lvl>
+    <w:lvl w:ilvl="4">
+      <w:start w:val="1"/>
+      <w:numFmt w:val="decimal"/>
+      <w:lvlText w:val="%5."/>
+      <w:lvlJc w:val="left"/>
+      <w:pPr>
+        <w:tabs>
+          <w:tab w:val="num" w:pos="2160"/>
+        </w:tabs>
+        <w:ind w:left="2160" w:hanging="360"/>
+      </w:pPr>
+    </w:lvl>
+    <w:lvl w:ilvl="5">
+      <w:start w:val="1"/>
+      <w:numFmt w:val="decimal"/>
+      <w:lvlText w:val="%6."/>
+      <w:lvlJc w:val="left"/>
+      <w:pPr>
+        <w:tabs>
+          <w:tab w:val="num" w:pos="2520"/>
+        </w:tabs>
+        <w:ind w:left="2520" w:hanging="360"/>
+      </w:pPr>
+    </w:lvl>
+    <w:lvl w:ilvl="6">
+      <w:start w:val="1"/>
+      <w:numFmt w:val="decimal"/>
+      <w:lvlText w:val="%7."/>
+      <w:lvlJc w:val="left"/>
+      <w:pPr>
+        <w:tabs>
+          <w:tab w:val="num" w:pos="2880"/>
+        </w:tabs>
+        <w:ind w:left="2880" w:hanging="360"/>
+      </w:pPr>
+    </w:lvl>
+    <w:lvl w:ilvl="7">
+      <w:start w:val="1"/>
+      <w:numFmt w:val="decimal"/>
+      <w:lvlText w:val="%8."/>
+      <w:lvlJc w:val="left"/>
+      <w:pPr>
+        <w:tabs>
+          <w:tab w:val="num" w:pos="3240"/>
+        </w:tabs>
+        <w:ind w:left="3240" w:hanging="360"/>
+      </w:pPr>
+    </w:lvl>
+    <w:lvl w:ilvl="8">
+      <w:start w:val="1"/>
+      <w:numFmt w:val="decimal"/>
+      <w:lvlText w:val="%9."/>
+      <w:lvlJc w:val="left"/>
+      <w:pPr>
+        <w:tabs>
+          <w:tab w:val="num" w:pos="3600"/>
+        </w:tabs>
+        <w:ind w:left="3600" w:hanging="360"/>
+      </w:pPr>
+    </w:lvl>
   </w:abstractNum>
   <w:abstractNum w:abstractNumId="3">
     <w:lvl w:ilvl="0">
@@ -8958,6 +9026,221 @@
       <w:rPr>
         <w:rFonts w:ascii="Symbol" w:hAnsi="Symbol" w:cs="Symbol" w:hint="default"/>
       </w:rPr>
+    </w:lvl>
+    <w:lvl w:ilvl="1">
+      <w:start w:val="1"/>
+      <w:numFmt w:val="decimal"/>
+      <w:lvlText w:val="%2."/>
+      <w:lvlJc w:val="left"/>
+      <w:pPr>
+        <w:tabs>
+          <w:tab w:val="num" w:pos="1080"/>
+        </w:tabs>
+        <w:ind w:left="1080" w:hanging="360"/>
+      </w:pPr>
+    </w:lvl>
+    <w:lvl w:ilvl="2">
+      <w:start w:val="1"/>
+      <w:numFmt w:val="decimal"/>
+      <w:lvlText w:val="%3."/>
+      <w:lvlJc w:val="left"/>
+      <w:pPr>
+        <w:tabs>
+          <w:tab w:val="num" w:pos="1440"/>
+        </w:tabs>
+        <w:ind w:left="1440" w:hanging="360"/>
+      </w:pPr>
+    </w:lvl>
+    <w:lvl w:ilvl="3">
+      <w:start w:val="1"/>
+      <w:numFmt w:val="decimal"/>
+      <w:lvlText w:val="%4."/>
+      <w:lvlJc w:val="left"/>
+      <w:pPr>
+        <w:tabs>
+          <w:tab w:val="num" w:pos="1800"/>
+        </w:tabs>
+        <w:ind w:left="1800" w:hanging="360"/>
+      </w:pPr>
+    </w:lvl>
+    <w:lvl w:ilvl="4">
+      <w:start w:val="1"/>
+      <w:numFmt w:val="decimal"/>
+      <w:lvlText w:val="%5."/>
+      <w:lvlJc w:val="left"/>
+      <w:pPr>
+        <w:tabs>
+          <w:tab w:val="num" w:pos="2160"/>
+        </w:tabs>
+        <w:ind w:left="2160" w:hanging="360"/>
+      </w:pPr>
+    </w:lvl>
+    <w:lvl w:ilvl="5">
+      <w:start w:val="1"/>
+      <w:numFmt w:val="decimal"/>
+      <w:lvlText w:val="%6."/>
+      <w:lvlJc w:val="left"/>
+      <w:pPr>
+        <w:tabs>
+          <w:tab w:val="num" w:pos="2520"/>
+        </w:tabs>
+        <w:ind w:left="2520" w:hanging="360"/>
+      </w:pPr>
+    </w:lvl>
+    <w:lvl w:ilvl="6">
+      <w:start w:val="1"/>
+      <w:numFmt w:val="decimal"/>
+      <w:lvlText w:val="%7."/>
+      <w:lvlJc w:val="left"/>
+      <w:pPr>
+        <w:tabs>
+          <w:tab w:val="num" w:pos="2880"/>
+        </w:tabs>
+        <w:ind w:left="2880" w:hanging="360"/>
+      </w:pPr>
+    </w:lvl>
+    <w:lvl w:ilvl="7">
+      <w:start w:val="1"/>
+      <w:numFmt w:val="decimal"/>
+      <w:lvlText w:val="%8."/>
+      <w:lvlJc w:val="left"/>
+      <w:pPr>
+        <w:tabs>
+          <w:tab w:val="num" w:pos="3240"/>
+        </w:tabs>
+        <w:ind w:left="3240" w:hanging="360"/>
+      </w:pPr>
+    </w:lvl>
+    <w:lvl w:ilvl="8">
+      <w:start w:val="1"/>
+      <w:numFmt w:val="decimal"/>
+      <w:lvlText w:val="%9."/>
+      <w:lvlJc w:val="left"/>
+      <w:pPr>
+        <w:tabs>
+          <w:tab w:val="num" w:pos="3600"/>
+        </w:tabs>
+        <w:ind w:left="3600" w:hanging="360"/>
+      </w:pPr>
+    </w:lvl>
+  </w:abstractNum>
+  <w:abstractNum w:abstractNumId="4">
+    <w:lvl w:ilvl="0">
+      <w:start w:val="1"/>
+      <w:numFmt w:val="none"/>
+      <w:suff w:val="nothing"/>
+      <w:lvlText w:val=""/>
+      <w:lvlJc w:val="left"/>
+      <w:pPr>
+        <w:tabs>
+          <w:tab w:val="num" w:pos="0"/>
+        </w:tabs>
+        <w:ind w:left="0" w:hanging="0"/>
+      </w:pPr>
+    </w:lvl>
+    <w:lvl w:ilvl="1">
+      <w:start w:val="1"/>
+      <w:numFmt w:val="none"/>
+      <w:suff w:val="nothing"/>
+      <w:lvlText w:val=""/>
+      <w:lvlJc w:val="left"/>
+      <w:pPr>
+        <w:tabs>
+          <w:tab w:val="num" w:pos="0"/>
+        </w:tabs>
+        <w:ind w:left="0" w:hanging="0"/>
+      </w:pPr>
+    </w:lvl>
+    <w:lvl w:ilvl="2">
+      <w:start w:val="1"/>
+      <w:numFmt w:val="none"/>
+      <w:suff w:val="nothing"/>
+      <w:lvlText w:val=""/>
+      <w:lvlJc w:val="left"/>
+      <w:pPr>
+        <w:tabs>
+          <w:tab w:val="num" w:pos="0"/>
+        </w:tabs>
+        <w:ind w:left="0" w:hanging="0"/>
+      </w:pPr>
+    </w:lvl>
+    <w:lvl w:ilvl="3">
+      <w:start w:val="1"/>
+      <w:numFmt w:val="none"/>
+      <w:suff w:val="nothing"/>
+      <w:lvlText w:val=""/>
+      <w:lvlJc w:val="left"/>
+      <w:pPr>
+        <w:tabs>
+          <w:tab w:val="num" w:pos="0"/>
+        </w:tabs>
+        <w:ind w:left="0" w:hanging="0"/>
+      </w:pPr>
+    </w:lvl>
+    <w:lvl w:ilvl="4">
+      <w:start w:val="1"/>
+      <w:numFmt w:val="none"/>
+      <w:suff w:val="nothing"/>
+      <w:lvlText w:val=""/>
+      <w:lvlJc w:val="left"/>
+      <w:pPr>
+        <w:tabs>
+          <w:tab w:val="num" w:pos="0"/>
+        </w:tabs>
+        <w:ind w:left="0" w:hanging="0"/>
+      </w:pPr>
+    </w:lvl>
+    <w:lvl w:ilvl="5">
+      <w:start w:val="1"/>
+      <w:numFmt w:val="none"/>
+      <w:suff w:val="nothing"/>
+      <w:lvlText w:val=""/>
+      <w:lvlJc w:val="left"/>
+      <w:pPr>
+        <w:tabs>
+          <w:tab w:val="num" w:pos="0"/>
+        </w:tabs>
+        <w:ind w:left="0" w:hanging="0"/>
+      </w:pPr>
+    </w:lvl>
+    <w:lvl w:ilvl="6">
+      <w:start w:val="1"/>
+      <w:numFmt w:val="none"/>
+      <w:suff w:val="nothing"/>
+      <w:lvlText w:val=""/>
+      <w:lvlJc w:val="left"/>
+      <w:pPr>
+        <w:tabs>
+          <w:tab w:val="num" w:pos="0"/>
+        </w:tabs>
+        <w:ind w:left="0" w:hanging="0"/>
+      </w:pPr>
+    </w:lvl>
+    <w:lvl w:ilvl="7">
+      <w:start w:val="1"/>
+      <w:numFmt w:val="none"/>
+      <w:suff w:val="nothing"/>
+      <w:lvlText w:val=""/>
+      <w:lvlJc w:val="left"/>
+      <w:pPr>
+        <w:tabs>
+          <w:tab w:val="num" w:pos="0"/>
+        </w:tabs>
+        <w:ind w:left="0" w:hanging="0"/>
+      </w:pPr>
+    </w:lvl>
+    <w:lvl w:ilvl="8">
+      <w:start w:val="1"/>
+      <w:numFmt w:val="none"/>
+      <w:suff w:val="nothing"/>
+      <w:lvlText w:val=""/>
+      <w:lvlJc w:val="left"/>
+      <w:pPr>
+        <w:tabs>
+          <w:tab w:val="num" w:pos="0"/>
+        </w:tabs>
+        <w:ind w:left="0" w:hanging="0"/>
+      </w:pPr>
     </w:lvl>
   </w:abstractNum>
   <w:num w:numId="1">
@@ -8968,6 +9251,9 @@
   </w:num>
   <w:num w:numId="3">
     <w:abstractNumId w:val="3"/>
+  </w:num>
+  <w:num w:numId="4">
+    <w:abstractNumId w:val="4"/>
   </w:num>
 </w:numbering>
 </file>
@@ -8986,7 +9272,6 @@
     </w:rPrDefault>
     <w:pPrDefault>
       <w:pPr>
-        <w:widowControl/>
         <w:suppressAutoHyphens w:val="true"/>
       </w:pPr>
     </w:pPrDefault>
@@ -8996,7 +9281,10 @@
     <w:qFormat/>
     <w:pPr>
       <w:widowControl/>
+      <w:suppressAutoHyphens w:val="true"/>
       <w:bidi w:val="0"/>
+      <w:spacing w:before="0" w:after="0"/>
+      <w:jc w:val="left"/>
     </w:pPr>
     <w:rPr>
       <w:rFonts w:ascii="Liberation Serif" w:hAnsi="Liberation Serif" w:eastAsia="Noto Serif CJK SC" w:cs="Noto Sans Devanagari"/>
@@ -9052,10 +9340,17 @@
     <w:qFormat/>
     <w:rPr/>
   </w:style>
+  <w:style w:type="character" w:styleId="FootnoteCharactersuser">
+    <w:name w:val="Footnote Characters (user)"/>
+    <w:qFormat/>
+    <w:rPr/>
+  </w:style>
   <w:style w:type="character" w:styleId="FootnoteCharacters">
     <w:name w:val="Footnote Characters"/>
     <w:qFormat/>
-    <w:rPr/>
+    <w:rPr>
+      <w:vertAlign w:val="superscript"/>
+    </w:rPr>
   </w:style>
   <w:style w:type="character" w:styleId="FootnoteReference">
     <w:name w:val="footnote reference"/>
@@ -9063,10 +9358,17 @@
       <w:vertAlign w:val="superscript"/>
     </w:rPr>
   </w:style>
+  <w:style w:type="character" w:styleId="EndnoteCharactersuser">
+    <w:name w:val="Endnote Characters (user)"/>
+    <w:qFormat/>
+    <w:rPr/>
+  </w:style>
   <w:style w:type="character" w:styleId="EndnoteCharacters">
     <w:name w:val="Endnote Characters"/>
     <w:qFormat/>
-    <w:rPr/>
+    <w:rPr>
+      <w:vertAlign w:val="superscript"/>
+    </w:rPr>
   </w:style>
   <w:style w:type="character" w:styleId="EndnoteReference">
     <w:name w:val="endnote reference"/>
@@ -9203,6 +9505,12 @@
       <w:szCs w:val="22"/>
       <w:lang w:val="ru-RU" w:eastAsia="en-US"/>
     </w:rPr>
+  </w:style>
+  <w:style w:type="paragraph" w:styleId="IndexHeading">
+    <w:name w:val="index heading"/>
+    <w:basedOn w:val="Heading"/>
+    <w:pPr/>
+    <w:rPr/>
   </w:style>
   <w:style w:type="paragraph" w:styleId="TOCHeading">
     <w:name w:val="TOC Heading"/>
